--- a/machine_learning/Logistic_regression.docx
+++ b/machine_learning/Logistic_regression.docx
@@ -71,7 +71,6 @@
           <w:numId w:val="1"/>
         </w:numPr>
         <w:tabs>
-          <w:tab w:val="clear" w:pos="709"/>
           <w:tab w:val="left" w:pos="709" w:leader="none"/>
         </w:tabs>
         <w:bidi w:val="0"/>
@@ -98,7 +97,6 @@
           <w:numId w:val="1"/>
         </w:numPr>
         <w:tabs>
-          <w:tab w:val="clear" w:pos="709"/>
           <w:tab w:val="left" w:pos="709" w:leader="none"/>
         </w:tabs>
         <w:bidi w:val="0"/>
@@ -158,7 +156,15 @@
       </w:r>
       <w:r>
         <w:rPr/>
-        <w:t>. It works best when the relationship between your features and the target variable is roughly linear. For more complex, non-linear problems, you might consider more advanced algorithms like Support Vector Machines or neural networks.</w:t>
+        <w:t>. It works best when the relationship between your features and the target/</w:t>
+      </w:r>
+      <w:r>
+        <w:rPr/>
+        <w:t>dependent</w:t>
+      </w:r>
+      <w:r>
+        <w:rPr/>
+        <w:t xml:space="preserve"> variable is roughly linear. For more complex, non-linear problems, you might consider more advanced algorithms like Support Vector Machines or neural networks.</w:t>
       </w:r>
     </w:p>
     <w:p>
@@ -418,6 +424,84 @@
     </w:p>
     <w:p>
       <w:pPr>
+        <w:pStyle w:val="Normal"/>
+        <w:bidi w:val="0"/>
+        <w:jc w:val="start"/>
+        <w:rPr/>
+      </w:pPr>
+      <w:r>
+        <w:rPr/>
+        <w:drawing>
+          <wp:anchor behindDoc="0" distT="0" distB="0" distL="0" distR="0" simplePos="0" locked="0" layoutInCell="0" allowOverlap="1" relativeHeight="4">
+            <wp:simplePos x="0" y="0"/>
+            <wp:positionH relativeFrom="column">
+              <wp:align>center</wp:align>
+            </wp:positionH>
+            <wp:positionV relativeFrom="paragraph">
+              <wp:posOffset>635</wp:posOffset>
+            </wp:positionV>
+            <wp:extent cx="6120130" cy="3986530"/>
+            <wp:effectExtent l="0" t="0" r="0" b="0"/>
+            <wp:wrapSquare wrapText="largest"/>
+            <wp:docPr id="3" name="Image3" descr="" title=""/>
+            <wp:cNvGraphicFramePr>
+              <a:graphicFrameLocks xmlns:a="http://schemas.openxmlformats.org/drawingml/2006/main" noChangeAspect="1"/>
+            </wp:cNvGraphicFramePr>
+            <a:graphic xmlns:a="http://schemas.openxmlformats.org/drawingml/2006/main">
+              <a:graphicData uri="http://schemas.openxmlformats.org/drawingml/2006/picture">
+                <pic:pic xmlns:pic="http://schemas.openxmlformats.org/drawingml/2006/picture">
+                  <pic:nvPicPr>
+                    <pic:cNvPr id="3" name="Image3" descr="" title=""/>
+                    <pic:cNvPicPr>
+                      <a:picLocks noChangeAspect="1" noChangeArrowheads="1"/>
+                    </pic:cNvPicPr>
+                  </pic:nvPicPr>
+                  <pic:blipFill>
+                    <a:blip r:embed="rId4"/>
+                    <a:stretch>
+                      <a:fillRect/>
+                    </a:stretch>
+                  </pic:blipFill>
+                  <pic:spPr bwMode="auto">
+                    <a:xfrm>
+                      <a:off x="0" y="0"/>
+                      <a:ext cx="6120130" cy="3986530"/>
+                    </a:xfrm>
+                    <a:prstGeom prst="rect">
+                      <a:avLst/>
+                    </a:prstGeom>
+                  </pic:spPr>
+                </pic:pic>
+              </a:graphicData>
+            </a:graphic>
+          </wp:anchor>
+        </w:drawing>
+      </w:r>
+    </w:p>
+    <w:p>
+      <w:pPr>
+        <w:pStyle w:val="Normal"/>
+        <w:bidi w:val="0"/>
+        <w:jc w:val="start"/>
+        <w:rPr/>
+      </w:pPr>
+      <w:r>
+        <w:rPr/>
+      </w:r>
+    </w:p>
+    <w:p>
+      <w:pPr>
+        <w:pStyle w:val="Normal"/>
+        <w:bidi w:val="0"/>
+        <w:jc w:val="start"/>
+        <w:rPr/>
+      </w:pPr>
+      <w:r>
+        <w:rPr/>
+      </w:r>
+    </w:p>
+    <w:p>
+      <w:pPr>
         <w:pStyle w:val="Heading3"/>
         <w:bidi w:val="0"/>
         <w:jc w:val="start"/>
@@ -460,7 +544,6 @@
           <w:numId w:val="2"/>
         </w:numPr>
         <w:tabs>
-          <w:tab w:val="clear" w:pos="709"/>
           <w:tab w:val="left" w:pos="709" w:leader="none"/>
         </w:tabs>
         <w:bidi w:val="0"/>
@@ -491,7 +574,6 @@
           <w:numId w:val="2"/>
         </w:numPr>
         <w:tabs>
-          <w:tab w:val="clear" w:pos="709"/>
           <w:tab w:val="left" w:pos="709" w:leader="none"/>
         </w:tabs>
         <w:bidi w:val="0"/>
@@ -511,15 +593,7 @@
       </w:r>
       <w:r>
         <w:rPr/>
-        <w:t>, it moves the decision boundary away from that point: w new=wol</w:t>
-      </w:r>
-      <w:r>
-        <w:rPr/>
-        <w:t>d</w:t>
-      </w:r>
-      <w:r>
-        <w:rPr/>
-        <w:t>−αx</w:t>
+        <w:t>, it moves the decision boundary away from that point: w new=w-old−αx</w:t>
       </w:r>
     </w:p>
     <w:p>
@@ -615,7 +689,6 @@
           <w:numId w:val="3"/>
         </w:numPr>
         <w:tabs>
-          <w:tab w:val="clear" w:pos="709"/>
           <w:tab w:val="left" w:pos="709" w:leader="none"/>
         </w:tabs>
         <w:bidi w:val="0"/>
@@ -636,7 +709,6 @@
           <w:numId w:val="3"/>
         </w:numPr>
         <w:tabs>
-          <w:tab w:val="clear" w:pos="709"/>
           <w:tab w:val="left" w:pos="709" w:leader="none"/>
         </w:tabs>
         <w:bidi w:val="0"/>
@@ -657,7 +729,6 @@
           <w:numId w:val="3"/>
         </w:numPr>
         <w:tabs>
-          <w:tab w:val="clear" w:pos="709"/>
           <w:tab w:val="left" w:pos="709" w:leader="none"/>
         </w:tabs>
         <w:bidi w:val="0"/>
@@ -678,7 +749,6 @@
           <w:numId w:val="3"/>
         </w:numPr>
         <w:tabs>
-          <w:tab w:val="clear" w:pos="709"/>
           <w:tab w:val="left" w:pos="709" w:leader="none"/>
         </w:tabs>
         <w:bidi w:val="0"/>
@@ -711,7 +781,6 @@
           <w:numId w:val="4"/>
         </w:numPr>
         <w:tabs>
-          <w:tab w:val="clear" w:pos="709"/>
           <w:tab w:val="left" w:pos="709" w:leader="none"/>
         </w:tabs>
         <w:bidi w:val="0"/>
@@ -800,7 +869,6 @@
           <w:numId w:val="4"/>
         </w:numPr>
         <w:tabs>
-          <w:tab w:val="clear" w:pos="709"/>
           <w:tab w:val="left" w:pos="709" w:leader="none"/>
         </w:tabs>
         <w:bidi w:val="0"/>
@@ -843,7 +911,13 @@
         <w:rPr>
           <w:b/>
         </w:rPr>
-        <w:t>positive</w:t>
+        <w:t xml:space="preserve">positive </w:t>
+      </w:r>
+      <w:r>
+        <w:rPr>
+          <w:b/>
+        </w:rPr>
+        <w:t>and push the separable line</w:t>
       </w:r>
       <w:r>
         <w:rPr/>
@@ -874,25 +948,3634 @@
         <w:rPr>
           <w:b/>
         </w:rPr>
-        <w:t>negative</w:t>
+        <w:t xml:space="preserve">negative  </w:t>
+      </w:r>
+      <w:r>
+        <w:rPr>
+          <w:b/>
+        </w:rPr>
+        <w:t>and pull the separable line.</w:t>
       </w:r>
     </w:p>
     <w:p>
       <w:pPr>
         <w:pStyle w:val="BodyText"/>
-        <w:bidi w:val="0"/>
-        <w:ind w:hanging="0" w:start="0" w:end="0"/>
-        <w:jc w:val="start"/>
-        <w:rPr/>
-      </w:pPr>
-      <w:r>
-        <w:rPr/>
-      </w:r>
-    </w:p>
-    <w:p>
-      <w:pPr>
-        <w:pStyle w:val="Normal"/>
-        <w:bidi w:val="0"/>
+        <w:tabs>
+          <w:tab w:val="clear" w:pos="709"/>
+          <w:tab w:val="left" w:pos="1418" w:leader="none"/>
+        </w:tabs>
+        <w:bidi w:val="0"/>
+        <w:ind w:hanging="283" w:start="1418" w:end="0"/>
+        <w:jc w:val="start"/>
+        <w:rPr>
+          <w:b/>
+        </w:rPr>
+      </w:pPr>
+      <w:r>
+        <w:rPr/>
+      </w:r>
+    </w:p>
+    <w:p>
+      <w:pPr>
+        <w:pStyle w:val="BodyText"/>
+        <w:bidi w:val="0"/>
+        <w:ind w:hanging="0" w:start="0" w:end="0"/>
+        <w:jc w:val="start"/>
+        <w:rPr/>
+      </w:pPr>
+      <w:r>
+        <w:rPr/>
+      </w:r>
+    </w:p>
+    <w:p>
+      <w:pPr>
+        <w:pStyle w:val="Normal"/>
+        <w:bidi w:val="0"/>
+        <w:ind w:hanging="0" w:start="0" w:end="0"/>
+        <w:jc w:val="start"/>
+        <w:rPr/>
+      </w:pPr>
+      <w:r>
+        <w:rPr/>
+        <w:t>The output of the model is a value between 0 and 1. Based on a threshold—often 0.5—we classify the outcome as either "approved" or "not approved." Instead of drawing a straight line through the data as we would in linear regression, logistic regression fits an S-shaped curve to map input values to a probability.</w:t>
+      </w:r>
+    </w:p>
+    <w:p>
+      <w:pPr>
+        <w:pStyle w:val="Normal"/>
+        <w:bidi w:val="0"/>
+        <w:ind w:hanging="0" w:start="0" w:end="0"/>
+        <w:jc w:val="start"/>
+        <w:rPr/>
+      </w:pPr>
+      <w:r>
+        <w:rPr/>
+      </w:r>
+    </w:p>
+    <w:p>
+      <w:pPr>
+        <w:pStyle w:val="Normal"/>
+        <w:bidi w:val="0"/>
+        <w:ind w:hanging="0" w:start="0" w:end="0"/>
+        <w:jc w:val="start"/>
+        <w:rPr/>
+      </w:pPr>
+      <w:hyperlink r:id="rId5">
+        <w:r>
+          <w:rPr>
+            <w:rStyle w:val="Hyperlink"/>
+            <w:rFonts w:ascii="Google Sans;Arial;sans-serif" w:hAnsi="Google Sans;Arial;sans-serif"/>
+            <w:b w:val="false"/>
+            <w:i w:val="false"/>
+            <w:caps w:val="false"/>
+            <w:smallCaps w:val="false"/>
+            <w:color w:val="0A0A0A"/>
+            <w:spacing w:val="0"/>
+            <w:sz w:val="24"/>
+            <w:u w:val="single"/>
+          </w:rPr>
+          <w:t>Maximum Likelihood Estimation</w:t>
+        </w:r>
+      </w:hyperlink>
+      <w:r>
+        <w:rPr>
+          <w:rFonts w:ascii="Google Sans;Arial;sans-serif" w:hAnsi="Google Sans;Arial;sans-serif"/>
+          <w:b w:val="false"/>
+          <w:i w:val="false"/>
+          <w:caps w:val="false"/>
+          <w:smallCaps w:val="false"/>
+          <w:color w:val="0A0A0A"/>
+          <w:spacing w:val="0"/>
+          <w:sz w:val="24"/>
+        </w:rPr>
+        <w:t> (MLE) is used in logistic regression . It finds coefficients maximizing the probability of correctly classifying binary outcomes. </w:t>
+      </w:r>
+    </w:p>
+    <w:p>
+      <w:pPr>
+        <w:pStyle w:val="Normal"/>
+        <w:widowControl/>
+        <w:spacing w:lineRule="auto" w:line="240" w:before="0" w:after="180"/>
+        <w:ind w:hanging="0" w:start="0" w:end="0"/>
+        <w:rPr>
+          <w:caps w:val="false"/>
+          <w:smallCaps w:val="false"/>
+          <w:color w:val="0A0A0A"/>
+          <w:spacing w:val="0"/>
+        </w:rPr>
+      </w:pPr>
+      <w:r>
+        <w:rPr>
+          <w:caps w:val="false"/>
+          <w:smallCaps w:val="false"/>
+          <w:color w:val="0A0A0A"/>
+          <w:spacing w:val="0"/>
+        </w:rPr>
+        <w:drawing>
+          <wp:inline distT="0" distB="0" distL="0" distR="0">
+            <wp:extent cx="114300" cy="114300"/>
+            <wp:effectExtent l="0" t="0" r="0" b="0"/>
+            <wp:docPr id="4" name="Image5" descr="" title="YouTube"/>
+            <wp:cNvGraphicFramePr>
+              <a:graphicFrameLocks xmlns:a="http://schemas.openxmlformats.org/drawingml/2006/main" noChangeAspect="1"/>
+            </wp:cNvGraphicFramePr>
+            <a:graphic xmlns:a="http://schemas.openxmlformats.org/drawingml/2006/main">
+              <a:graphicData uri="http://schemas.openxmlformats.org/drawingml/2006/picture">
+                <pic:pic xmlns:pic="http://schemas.openxmlformats.org/drawingml/2006/picture">
+                  <pic:nvPicPr>
+                    <pic:cNvPr id="4" name="Image5" descr="" title="YouTube"/>
+                    <pic:cNvPicPr>
+                      <a:picLocks noChangeAspect="1" noChangeArrowheads="1"/>
+                    </pic:cNvPicPr>
+                  </pic:nvPicPr>
+                  <pic:blipFill>
+                    <a:blip r:embed="rId6"/>
+                    <a:stretch>
+                      <a:fillRect/>
+                    </a:stretch>
+                  </pic:blipFill>
+                  <pic:spPr bwMode="auto">
+                    <a:xfrm>
+                      <a:off x="0" y="0"/>
+                      <a:ext cx="114300" cy="114300"/>
+                    </a:xfrm>
+                    <a:prstGeom prst="rect">
+                      <a:avLst/>
+                    </a:prstGeom>
+                  </pic:spPr>
+                </pic:pic>
+              </a:graphicData>
+            </a:graphic>
+          </wp:inline>
+        </w:drawing>
+      </w:r>
+      <w:bookmarkStart w:id="0" w:name="img-8964aYzZFcW8seMPjfXvMA_1"/>
+      <w:bookmarkEnd w:id="0"/>
+      <w:r>
+        <w:rPr>
+          <w:rFonts w:ascii="Google Sans;Arial;sans-serif" w:hAnsi="Google Sans;Arial;sans-serif"/>
+          <w:b/>
+          <w:i w:val="false"/>
+          <w:caps w:val="false"/>
+          <w:smallCaps w:val="false"/>
+          <w:color w:val="545D7E"/>
+          <w:spacing w:val="0"/>
+          <w:sz w:val="17"/>
+        </w:rPr>
+        <w:t>YouTube +2</w:t>
+      </w:r>
+    </w:p>
+    <w:p>
+      <w:pPr>
+        <w:pStyle w:val="Normal"/>
+        <w:widowControl/>
+        <w:spacing w:lineRule="atLeast" w:line="360" w:before="0" w:after="180"/>
+        <w:ind w:hanging="0" w:start="0" w:end="0"/>
+        <w:rPr>
+          <w:rFonts w:ascii="Google Sans;Arial;sans-serif" w:hAnsi="Google Sans;Arial;sans-serif"/>
+          <w:b w:val="false"/>
+          <w:i w:val="false"/>
+          <w:caps w:val="false"/>
+          <w:smallCaps w:val="false"/>
+          <w:color w:val="0A0A0A"/>
+          <w:spacing w:val="0"/>
+          <w:sz w:val="24"/>
+        </w:rPr>
+      </w:pPr>
+      <w:r>
+        <w:rPr>
+          <w:rFonts w:ascii="Google Sans;Arial;sans-serif" w:hAnsi="Google Sans;Arial;sans-serif"/>
+          <w:b w:val="false"/>
+          <w:i w:val="false"/>
+          <w:caps w:val="false"/>
+          <w:smallCaps w:val="false"/>
+          <w:color w:val="0A0A0A"/>
+          <w:spacing w:val="0"/>
+          <w:sz w:val="24"/>
+        </w:rPr>
+        <w:t>Here is why MLE is preferred:</w:t>
+      </w:r>
+    </w:p>
+    <w:p>
+      <w:pPr>
+        <w:pStyle w:val="BodyText"/>
+        <w:widowControl/>
+        <w:numPr>
+          <w:ilvl w:val="0"/>
+          <w:numId w:val="5"/>
+        </w:numPr>
+        <w:pBdr/>
+        <w:tabs>
+          <w:tab w:val="clear" w:pos="709"/>
+          <w:tab w:val="left" w:pos="0" w:leader="none"/>
+        </w:tabs>
+        <w:spacing w:lineRule="atLeast" w:line="360" w:before="0" w:after="180"/>
+        <w:ind w:hanging="0" w:start="0" w:end="0"/>
+        <w:rPr/>
+      </w:pPr>
+      <w:r>
+        <w:rPr>
+          <w:rStyle w:val="Strong"/>
+          <w:rFonts w:ascii="Google Sans;Arial;sans-serif" w:hAnsi="Google Sans;Arial;sans-serif"/>
+          <w:b/>
+          <w:i w:val="false"/>
+          <w:caps w:val="false"/>
+          <w:smallCaps w:val="false"/>
+          <w:color w:val="0A0A0A"/>
+          <w:spacing w:val="0"/>
+          <w:sz w:val="24"/>
+        </w:rPr>
+        <w:t>Best Fit for Binary Data:</w:t>
+      </w:r>
+      <w:r>
+        <w:rPr>
+          <w:rFonts w:ascii="Google Sans;Arial;sans-serif" w:hAnsi="Google Sans;Arial;sans-serif"/>
+          <w:b w:val="false"/>
+          <w:i w:val="false"/>
+          <w:caps w:val="false"/>
+          <w:smallCaps w:val="false"/>
+          <w:color w:val="0A0A0A"/>
+          <w:spacing w:val="0"/>
+          <w:sz w:val="24"/>
+        </w:rPr>
+        <w:t> Unlike linear regression which uses ordinary least squares (OLS), logistic regression deals with Bernoulli-distributed (0 or 1) data. MLE estimates the probability curve that best separates these binary outcomes.</w:t>
+      </w:r>
+    </w:p>
+    <w:p>
+      <w:pPr>
+        <w:pStyle w:val="BodyText"/>
+        <w:widowControl/>
+        <w:numPr>
+          <w:ilvl w:val="0"/>
+          <w:numId w:val="5"/>
+        </w:numPr>
+        <w:pBdr/>
+        <w:tabs>
+          <w:tab w:val="clear" w:pos="709"/>
+          <w:tab w:val="left" w:pos="0" w:leader="none"/>
+        </w:tabs>
+        <w:spacing w:lineRule="atLeast" w:line="360" w:before="0" w:after="180"/>
+        <w:ind w:hanging="0" w:start="0" w:end="0"/>
+        <w:rPr/>
+      </w:pPr>
+      <w:r>
+        <w:rPr>
+          <w:rStyle w:val="Strong"/>
+          <w:rFonts w:ascii="Google Sans;Arial;sans-serif" w:hAnsi="Google Sans;Arial;sans-serif"/>
+          <w:b/>
+          <w:i w:val="false"/>
+          <w:caps w:val="false"/>
+          <w:smallCaps w:val="false"/>
+          <w:color w:val="0A0A0A"/>
+          <w:spacing w:val="0"/>
+          <w:sz w:val="24"/>
+        </w:rPr>
+        <w:t>Higher Probability = Better Fit:</w:t>
+      </w:r>
+      <w:r>
+        <w:rPr>
+          <w:rFonts w:ascii="Google Sans;Arial;sans-serif" w:hAnsi="Google Sans;Arial;sans-serif"/>
+          <w:b w:val="false"/>
+          <w:i w:val="false"/>
+          <w:caps w:val="false"/>
+          <w:smallCaps w:val="false"/>
+          <w:color w:val="0A0A0A"/>
+          <w:spacing w:val="0"/>
+          <w:sz w:val="24"/>
+        </w:rPr>
+        <w:t> The goal is to maximize the likelihood function, which calculates the product of individual probabilities for each data point. A higher likelihood indicates a better-fitting model.</w:t>
+      </w:r>
+    </w:p>
+    <w:p>
+      <w:pPr>
+        <w:pStyle w:val="BodyText"/>
+        <w:widowControl/>
+        <w:numPr>
+          <w:ilvl w:val="0"/>
+          <w:numId w:val="5"/>
+        </w:numPr>
+        <w:pBdr/>
+        <w:tabs>
+          <w:tab w:val="clear" w:pos="709"/>
+          <w:tab w:val="left" w:pos="0" w:leader="none"/>
+        </w:tabs>
+        <w:spacing w:lineRule="atLeast" w:line="360" w:before="0" w:after="180"/>
+        <w:ind w:hanging="0" w:start="0" w:end="0"/>
+        <w:rPr/>
+      </w:pPr>
+      <w:r>
+        <w:rPr>
+          <w:rStyle w:val="Strong"/>
+          <w:rFonts w:ascii="Google Sans;Arial;sans-serif" w:hAnsi="Google Sans;Arial;sans-serif"/>
+          <w:b/>
+          <w:i w:val="false"/>
+          <w:caps w:val="false"/>
+          <w:smallCaps w:val="false"/>
+          <w:color w:val="0A0A0A"/>
+          <w:spacing w:val="0"/>
+          <w:sz w:val="24"/>
+        </w:rPr>
+        <w:t>Log-Likelihood for Stability:</w:t>
+      </w:r>
+      <w:r>
+        <w:rPr>
+          <w:rFonts w:ascii="Google Sans;Arial;sans-serif" w:hAnsi="Google Sans;Arial;sans-serif"/>
+          <w:b w:val="false"/>
+          <w:i w:val="false"/>
+          <w:caps w:val="false"/>
+          <w:smallCaps w:val="false"/>
+          <w:color w:val="0A0A0A"/>
+          <w:spacing w:val="0"/>
+          <w:sz w:val="24"/>
+        </w:rPr>
+        <w:t> Instead of raw likelihood, researchers usually maximize the log-likelihood (the sum of logarithmic probabilities), which is mathematically simpler for computers to maximize than multiplying numerous small probabilities.</w:t>
+      </w:r>
+    </w:p>
+    <w:p>
+      <w:pPr>
+        <w:pStyle w:val="BodyText"/>
+        <w:widowControl/>
+        <w:numPr>
+          <w:ilvl w:val="0"/>
+          <w:numId w:val="5"/>
+        </w:numPr>
+        <w:pBdr/>
+        <w:tabs>
+          <w:tab w:val="clear" w:pos="709"/>
+          <w:tab w:val="left" w:pos="0" w:leader="none"/>
+        </w:tabs>
+        <w:spacing w:lineRule="atLeast" w:line="360" w:before="0" w:after="180"/>
+        <w:ind w:hanging="0" w:start="0" w:end="0"/>
+        <w:rPr/>
+      </w:pPr>
+      <w:r>
+        <w:rPr>
+          <w:rStyle w:val="Strong"/>
+          <w:rFonts w:ascii="Google Sans;Arial;sans-serif" w:hAnsi="Google Sans;Arial;sans-serif"/>
+          <w:b/>
+          <w:i w:val="false"/>
+          <w:caps w:val="false"/>
+          <w:smallCaps w:val="false"/>
+          <w:color w:val="0A0A0A"/>
+          <w:spacing w:val="0"/>
+          <w:sz w:val="24"/>
+        </w:rPr>
+        <w:t>Equivalent to Cross-Entropy:</w:t>
+      </w:r>
+      <w:r>
+        <w:rPr>
+          <w:rFonts w:ascii="Google Sans;Arial;sans-serif" w:hAnsi="Google Sans;Arial;sans-serif"/>
+          <w:b w:val="false"/>
+          <w:i w:val="false"/>
+          <w:caps w:val="false"/>
+          <w:smallCaps w:val="false"/>
+          <w:color w:val="0A0A0A"/>
+          <w:spacing w:val="0"/>
+          <w:sz w:val="24"/>
+        </w:rPr>
+        <w:t> Maximizing the likelihood is equivalent to minimizing the cross-entropy loss function, which serves as an objective cost function for optimization algorithms like gradient descent. </w:t>
+      </w:r>
+    </w:p>
+    <w:p>
+      <w:pPr>
+        <w:pStyle w:val="BodyText"/>
+        <w:widowControl/>
+        <w:numPr>
+          <w:ilvl w:val="0"/>
+          <w:numId w:val="0"/>
+        </w:numPr>
+        <w:pBdr/>
+        <w:spacing w:lineRule="auto" w:line="240" w:before="0" w:after="180"/>
+        <w:ind w:hanging="0" w:start="0" w:end="0"/>
+        <w:rPr>
+          <w:caps w:val="false"/>
+          <w:smallCaps w:val="false"/>
+          <w:color w:val="0A0A0A"/>
+          <w:spacing w:val="0"/>
+        </w:rPr>
+      </w:pPr>
+      <w:r>
+        <w:rPr>
+          <w:caps w:val="false"/>
+          <w:smallCaps w:val="false"/>
+          <w:color w:val="0A0A0A"/>
+          <w:spacing w:val="0"/>
+        </w:rPr>
+        <w:drawing>
+          <wp:inline distT="0" distB="0" distL="0" distR="0">
+            <wp:extent cx="114300" cy="114300"/>
+            <wp:effectExtent l="0" t="0" r="0" b="0"/>
+            <wp:docPr id="5" name="Image6" descr="" title="YouTube"/>
+            <wp:cNvGraphicFramePr>
+              <a:graphicFrameLocks xmlns:a="http://schemas.openxmlformats.org/drawingml/2006/main" noChangeAspect="1"/>
+            </wp:cNvGraphicFramePr>
+            <a:graphic xmlns:a="http://schemas.openxmlformats.org/drawingml/2006/main">
+              <a:graphicData uri="http://schemas.openxmlformats.org/drawingml/2006/picture">
+                <pic:pic xmlns:pic="http://schemas.openxmlformats.org/drawingml/2006/picture">
+                  <pic:nvPicPr>
+                    <pic:cNvPr id="5" name="Image6" descr="" title="YouTube"/>
+                    <pic:cNvPicPr>
+                      <a:picLocks noChangeAspect="1" noChangeArrowheads="1"/>
+                    </pic:cNvPicPr>
+                  </pic:nvPicPr>
+                  <pic:blipFill>
+                    <a:blip r:embed="rId7"/>
+                    <a:stretch>
+                      <a:fillRect/>
+                    </a:stretch>
+                  </pic:blipFill>
+                  <pic:spPr bwMode="auto">
+                    <a:xfrm>
+                      <a:off x="0" y="0"/>
+                      <a:ext cx="114300" cy="114300"/>
+                    </a:xfrm>
+                    <a:prstGeom prst="rect">
+                      <a:avLst/>
+                    </a:prstGeom>
+                  </pic:spPr>
+                </pic:pic>
+              </a:graphicData>
+            </a:graphic>
+          </wp:inline>
+        </w:drawing>
+      </w:r>
+      <w:bookmarkStart w:id="1" w:name="img-8964aYzZFcW8seMPjfXvMA_2"/>
+      <w:bookmarkEnd w:id="1"/>
+      <w:r>
+        <w:rPr>
+          <w:rFonts w:ascii="Google Sans;Arial;sans-serif" w:hAnsi="Google Sans;Arial;sans-serif"/>
+          <w:b/>
+          <w:i w:val="false"/>
+          <w:caps w:val="false"/>
+          <w:smallCaps w:val="false"/>
+          <w:color w:val="545D7E"/>
+          <w:spacing w:val="0"/>
+          <w:sz w:val="17"/>
+        </w:rPr>
+        <w:t>YouTube +5</w:t>
+      </w:r>
+    </w:p>
+    <w:p>
+      <w:pPr>
+        <w:pStyle w:val="BodyText"/>
+        <w:widowControl/>
+        <w:spacing w:lineRule="atLeast" w:line="360" w:before="0" w:after="180"/>
+        <w:ind w:hanging="0" w:start="0" w:end="0"/>
+        <w:rPr>
+          <w:rFonts w:ascii="Google Sans;Arial;sans-serif" w:hAnsi="Google Sans;Arial;sans-serif"/>
+          <w:b w:val="false"/>
+          <w:i w:val="false"/>
+          <w:caps w:val="false"/>
+          <w:smallCaps w:val="false"/>
+          <w:color w:val="0A0A0A"/>
+          <w:spacing w:val="0"/>
+          <w:sz w:val="24"/>
+        </w:rPr>
+      </w:pPr>
+      <w:r>
+        <w:rPr>
+          <w:rFonts w:ascii="Google Sans;Arial;sans-serif" w:hAnsi="Google Sans;Arial;sans-serif"/>
+          <w:b w:val="false"/>
+          <w:i w:val="false"/>
+          <w:caps w:val="false"/>
+          <w:smallCaps w:val="false"/>
+          <w:color w:val="0A0A0A"/>
+          <w:spacing w:val="0"/>
+          <w:sz w:val="24"/>
+        </w:rPr>
+        <w:t>MLE is the standard, preferred technique for parameter estimation in logistic regression, ensuring that the model provides the most likely statistical fit for the observed classification data</w:t>
+      </w:r>
+    </w:p>
+    <w:p>
+      <w:pPr>
+        <w:pStyle w:val="Normal"/>
+        <w:bidi w:val="0"/>
+        <w:ind w:hanging="0" w:start="0" w:end="0"/>
+        <w:jc w:val="start"/>
+        <w:rPr/>
+      </w:pPr>
+      <w:r>
+        <w:rPr/>
+      </w:r>
+    </w:p>
+    <w:p>
+      <w:pPr>
+        <w:pStyle w:val="Normal"/>
+        <w:bidi w:val="0"/>
+        <w:ind w:hanging="0" w:start="0" w:end="0"/>
+        <w:jc w:val="start"/>
+        <w:rPr/>
+      </w:pPr>
+      <w:r>
+        <w:rPr/>
+      </w:r>
+    </w:p>
+    <w:p>
+      <w:pPr>
+        <w:pStyle w:val="Normal"/>
+        <w:bidi w:val="0"/>
+        <w:ind w:hanging="0" w:start="0" w:end="0"/>
+        <w:jc w:val="start"/>
+        <w:rPr/>
+      </w:pPr>
+      <w:r>
+        <w:rPr/>
+      </w:r>
+    </w:p>
+    <w:p>
+      <w:pPr>
+        <w:pStyle w:val="Normal"/>
+        <w:bidi w:val="0"/>
+        <w:ind w:hanging="0" w:start="0" w:end="0"/>
+        <w:jc w:val="start"/>
+        <w:rPr/>
+      </w:pPr>
+      <w:r>
+        <w:rPr/>
+      </w:r>
+    </w:p>
+    <w:p>
+      <w:pPr>
+        <w:pStyle w:val="Normal"/>
+        <w:bidi w:val="0"/>
+        <w:ind w:hanging="0" w:start="0" w:end="0"/>
+        <w:jc w:val="start"/>
+        <w:rPr/>
+      </w:pPr>
+      <w:r>
+        <w:rPr/>
+      </w:r>
+    </w:p>
+    <w:p>
+      <w:pPr>
+        <w:pStyle w:val="Normal"/>
+        <w:bidi w:val="0"/>
+        <w:ind w:hanging="0" w:start="0" w:end="0"/>
+        <w:jc w:val="start"/>
+        <w:rPr/>
+      </w:pPr>
+      <w:r>
+        <w:rPr/>
+      </w:r>
+    </w:p>
+    <w:p>
+      <w:pPr>
+        <w:pStyle w:val="Normal"/>
+        <w:bidi w:val="0"/>
+        <w:ind w:hanging="0" w:start="0" w:end="0"/>
+        <w:jc w:val="start"/>
+        <w:rPr/>
+      </w:pPr>
+      <w:r>
+        <w:rPr/>
+      </w:r>
+    </w:p>
+    <w:p>
+      <w:pPr>
+        <w:pStyle w:val="Normal"/>
+        <w:bidi w:val="0"/>
+        <w:ind w:hanging="0" w:start="0" w:end="0"/>
+        <w:jc w:val="start"/>
+        <w:rPr/>
+      </w:pPr>
+      <w:r>
+        <w:rPr/>
+      </w:r>
+    </w:p>
+    <w:p>
+      <w:pPr>
+        <w:pStyle w:val="Normal"/>
+        <w:bidi w:val="0"/>
+        <w:ind w:hanging="0" w:start="0" w:end="0"/>
+        <w:jc w:val="start"/>
+        <w:rPr/>
+      </w:pPr>
+      <w:r>
+        <w:rPr/>
+      </w:r>
+    </w:p>
+    <w:p>
+      <w:pPr>
+        <w:pStyle w:val="Normal"/>
+        <w:bidi w:val="0"/>
+        <w:ind w:hanging="0" w:start="0" w:end="0"/>
+        <w:jc w:val="start"/>
+        <w:rPr/>
+      </w:pPr>
+      <w:r>
+        <w:rPr/>
+      </w:r>
+    </w:p>
+    <w:p>
+      <w:pPr>
+        <w:pStyle w:val="Normal"/>
+        <w:bidi w:val="0"/>
+        <w:ind w:hanging="0" w:start="0" w:end="0"/>
+        <w:jc w:val="start"/>
+        <w:rPr/>
+      </w:pPr>
+      <w:r>
+        <w:rPr/>
+      </w:r>
+    </w:p>
+    <w:p>
+      <w:pPr>
+        <w:pStyle w:val="Normal"/>
+        <w:bidi w:val="0"/>
+        <w:ind w:hanging="0" w:start="0" w:end="0"/>
+        <w:jc w:val="start"/>
+        <w:rPr/>
+      </w:pPr>
+      <w:r>
+        <w:rPr/>
+      </w:r>
+    </w:p>
+    <w:p>
+      <w:pPr>
+        <w:pStyle w:val="Normal"/>
+        <w:bidi w:val="0"/>
+        <w:ind w:hanging="0" w:start="0" w:end="0"/>
+        <w:jc w:val="start"/>
+        <w:rPr/>
+      </w:pPr>
+      <w:r>
+        <w:rPr/>
+      </w:r>
+    </w:p>
+    <w:p>
+      <w:pPr>
+        <w:pStyle w:val="Normal"/>
+        <w:bidi w:val="0"/>
+        <w:ind w:hanging="0" w:start="0" w:end="0"/>
+        <w:jc w:val="start"/>
+        <w:rPr/>
+      </w:pPr>
+      <w:r>
+        <w:rPr/>
+      </w:r>
+    </w:p>
+    <w:p>
+      <w:pPr>
+        <w:pStyle w:val="Normal"/>
+        <w:bidi w:val="0"/>
+        <w:ind w:hanging="0" w:start="0" w:end="0"/>
+        <w:jc w:val="start"/>
+        <w:rPr/>
+      </w:pPr>
+      <w:r>
+        <w:rPr/>
+      </w:r>
+    </w:p>
+    <w:p>
+      <w:pPr>
+        <w:pStyle w:val="Normal"/>
+        <w:bidi w:val="0"/>
+        <w:ind w:hanging="0" w:start="0" w:end="0"/>
+        <w:jc w:val="start"/>
+        <w:rPr/>
+      </w:pPr>
+      <w:r>
+        <w:rPr/>
+      </w:r>
+    </w:p>
+    <w:tbl>
+      <w:tblPr>
+        <w:tblW w:w="5000" w:type="pct"/>
+        <w:jc w:val="start"/>
+        <w:tblInd w:w="-5" w:type="dxa"/>
+        <w:tblLayout w:type="fixed"/>
+        <w:tblCellMar>
+          <w:top w:w="55" w:type="dxa"/>
+          <w:start w:w="55" w:type="dxa"/>
+          <w:bottom w:w="55" w:type="dxa"/>
+          <w:end w:w="55" w:type="dxa"/>
+        </w:tblCellMar>
+      </w:tblPr>
+      <w:tblGrid>
+        <w:gridCol w:w="9638"/>
+      </w:tblGrid>
+      <w:tr>
+        <w:trPr/>
+        <w:tc>
+          <w:tcPr>
+            <w:tcW w:w="9638" w:type="dxa"/>
+            <w:tcBorders>
+              <w:top w:val="single" w:sz="4" w:space="0" w:color="000000"/>
+              <w:start w:val="single" w:sz="4" w:space="0" w:color="000000"/>
+              <w:bottom w:val="single" w:sz="4" w:space="0" w:color="000000"/>
+              <w:end w:val="single" w:sz="4" w:space="0" w:color="000000"/>
+            </w:tcBorders>
+          </w:tcPr>
+          <w:p>
+            <w:pPr>
+              <w:pStyle w:val="TableContents"/>
+              <w:rPr/>
+            </w:pPr>
+            <w:r>
+              <w:rPr/>
+              <w:t>from sklearn.preprocessing import StandardScaler</w:t>
+            </w:r>
+          </w:p>
+          <w:p>
+            <w:pPr>
+              <w:pStyle w:val="TableContents"/>
+              <w:rPr/>
+            </w:pPr>
+            <w:r>
+              <w:rPr/>
+            </w:r>
+          </w:p>
+          <w:p>
+            <w:pPr>
+              <w:pStyle w:val="TableContents"/>
+              <w:rPr/>
+            </w:pPr>
+            <w:r>
+              <w:rPr/>
+              <w:t># 1. Load the real-world dataset</w:t>
+            </w:r>
+          </w:p>
+          <w:p>
+            <w:pPr>
+              <w:pStyle w:val="TableContents"/>
+              <w:rPr/>
+            </w:pPr>
+            <w:r>
+              <w:rPr/>
+              <w:t>#data = load_breast_cancer()</w:t>
+            </w:r>
+          </w:p>
+          <w:p>
+            <w:pPr>
+              <w:pStyle w:val="TableContents"/>
+              <w:rPr/>
+            </w:pPr>
+            <w:r>
+              <w:rPr/>
+              <w:t>#X = pd.DataFrame(data.data, columns=data.feature_names)</w:t>
+            </w:r>
+          </w:p>
+          <w:p>
+            <w:pPr>
+              <w:pStyle w:val="TableContents"/>
+              <w:rPr/>
+            </w:pPr>
+            <w:r>
+              <w:rPr/>
+              <w:t>#y = data.target</w:t>
+            </w:r>
+          </w:p>
+          <w:p>
+            <w:pPr>
+              <w:pStyle w:val="TableContents"/>
+              <w:rPr/>
+            </w:pPr>
+            <w:r>
+              <w:rPr/>
+              <w:t>#print(X.head())</w:t>
+            </w:r>
+          </w:p>
+          <w:p>
+            <w:pPr>
+              <w:pStyle w:val="TableContents"/>
+              <w:rPr/>
+            </w:pPr>
+            <w:r>
+              <w:rPr/>
+              <w:t># 1. Simple Data: [Hours Studied]</w:t>
+            </w:r>
+          </w:p>
+          <w:p>
+            <w:pPr>
+              <w:pStyle w:val="TableContents"/>
+              <w:rPr/>
+            </w:pPr>
+            <w:r>
+              <w:rPr/>
+              <w:t>X = np.array([[0.5], [1.0], [1.5], [2.0], [2.5], [3.0], [4.0], [4.5], [5.0], [6.0], [7.0], [8.0], [9.0]])</w:t>
+            </w:r>
+          </w:p>
+          <w:p>
+            <w:pPr>
+              <w:pStyle w:val="TableContents"/>
+              <w:rPr/>
+            </w:pPr>
+            <w:r>
+              <w:rPr/>
+              <w:t># Target: [0 = Fail, 1 = Pass]</w:t>
+            </w:r>
+          </w:p>
+          <w:p>
+            <w:pPr>
+              <w:pStyle w:val="TableContents"/>
+              <w:rPr/>
+            </w:pPr>
+            <w:r>
+              <w:rPr/>
+              <w:t xml:space="preserve">y = np.array([0, 0, 0, 0, 0, 1, 1, 1, 1, 1,1,1,1]) </w:t>
+            </w:r>
+          </w:p>
+          <w:p>
+            <w:pPr>
+              <w:pStyle w:val="TableContents"/>
+              <w:rPr/>
+            </w:pPr>
+            <w:r>
+              <w:rPr/>
+            </w:r>
+          </w:p>
+          <w:p>
+            <w:pPr>
+              <w:pStyle w:val="TableContents"/>
+              <w:rPr/>
+            </w:pPr>
+            <w:r>
+              <w:rPr/>
+              <w:t># 2. Split Data</w:t>
+            </w:r>
+          </w:p>
+          <w:p>
+            <w:pPr>
+              <w:pStyle w:val="TableContents"/>
+              <w:rPr/>
+            </w:pPr>
+            <w:r>
+              <w:rPr/>
+              <w:t>X_train, X_test, y_train, y_test = train_test_split(X, y, test_size=0.2, random_state=42)</w:t>
+            </w:r>
+          </w:p>
+          <w:p>
+            <w:pPr>
+              <w:pStyle w:val="TableContents"/>
+              <w:rPr/>
+            </w:pPr>
+            <w:r>
+              <w:rPr/>
+            </w:r>
+          </w:p>
+          <w:p>
+            <w:pPr>
+              <w:pStyle w:val="TableContents"/>
+              <w:rPr/>
+            </w:pPr>
+            <w:r>
+              <w:rPr/>
+              <w:t># 3. SCALE THE DATA (Crucial Step)</w:t>
+            </w:r>
+          </w:p>
+          <w:p>
+            <w:pPr>
+              <w:pStyle w:val="TableContents"/>
+              <w:rPr/>
+            </w:pPr>
+            <w:r>
+              <w:rPr/>
+              <w:t>scaler = StandardScaler()</w:t>
+            </w:r>
+          </w:p>
+          <w:p>
+            <w:pPr>
+              <w:pStyle w:val="TableContents"/>
+              <w:rPr/>
+            </w:pPr>
+            <w:r>
+              <w:rPr/>
+              <w:t>X_train_scaled = scaler.fit_transform(X_train) # Learn and apply scaling to training</w:t>
+            </w:r>
+          </w:p>
+          <w:p>
+            <w:pPr>
+              <w:pStyle w:val="TableContents"/>
+              <w:rPr/>
+            </w:pPr>
+            <w:r>
+              <w:rPr/>
+              <w:t>X_test_scaled = scaler.transform(X_test)       # Apply same scaling to testing</w:t>
+            </w:r>
+          </w:p>
+          <w:p>
+            <w:pPr>
+              <w:pStyle w:val="TableContents"/>
+              <w:rPr/>
+            </w:pPr>
+            <w:r>
+              <w:rPr/>
+            </w:r>
+          </w:p>
+          <w:p>
+            <w:pPr>
+              <w:pStyle w:val="TableContents"/>
+              <w:rPr/>
+            </w:pPr>
+            <w:r>
+              <w:rPr/>
+              <w:t># 4. Train Model</w:t>
+            </w:r>
+          </w:p>
+          <w:p>
+            <w:pPr>
+              <w:pStyle w:val="TableContents"/>
+              <w:rPr/>
+            </w:pPr>
+            <w:r>
+              <w:rPr/>
+              <w:t># Notice we can use fewer iterations (max_iter=100) now because the data is clean!</w:t>
+            </w:r>
+          </w:p>
+          <w:p>
+            <w:pPr>
+              <w:pStyle w:val="TableContents"/>
+              <w:rPr/>
+            </w:pPr>
+            <w:r>
+              <w:rPr/>
+              <w:t xml:space="preserve">model = LogisticRegression(max_iter=100) </w:t>
+            </w:r>
+          </w:p>
+          <w:p>
+            <w:pPr>
+              <w:pStyle w:val="TableContents"/>
+              <w:rPr/>
+            </w:pPr>
+            <w:r>
+              <w:rPr/>
+              <w:t>model.fit(X_train_scaled, y_train)</w:t>
+            </w:r>
+          </w:p>
+          <w:p>
+            <w:pPr>
+              <w:pStyle w:val="TableContents"/>
+              <w:rPr/>
+            </w:pPr>
+            <w:r>
+              <w:rPr/>
+            </w:r>
+          </w:p>
+          <w:p>
+            <w:pPr>
+              <w:pStyle w:val="TableContents"/>
+              <w:rPr/>
+            </w:pPr>
+            <w:r>
+              <w:rPr/>
+              <w:t># 5. Evaluate</w:t>
+            </w:r>
+          </w:p>
+          <w:p>
+            <w:pPr>
+              <w:pStyle w:val="TableContents"/>
+              <w:rPr/>
+            </w:pPr>
+            <w:r>
+              <w:rPr/>
+              <w:t>score = model.score(X_test_scaled, y_test)</w:t>
+            </w:r>
+          </w:p>
+          <w:p>
+            <w:pPr>
+              <w:pStyle w:val="TableContents"/>
+              <w:rPr/>
+            </w:pPr>
+            <w:r>
+              <w:rPr/>
+              <w:t>print(f"Accuracy with Scaling: {score:.4f}")</w:t>
+            </w:r>
+          </w:p>
+          <w:p>
+            <w:pPr>
+              <w:pStyle w:val="TableContents"/>
+              <w:rPr/>
+            </w:pPr>
+            <w:r>
+              <w:rPr/>
+            </w:r>
+          </w:p>
+          <w:p>
+            <w:pPr>
+              <w:pStyle w:val="TableContents"/>
+              <w:rPr/>
+            </w:pPr>
+            <w:r>
+              <w:rPr/>
+              <w:t># 1. Perform the prediction on the test set</w:t>
+            </w:r>
+          </w:p>
+          <w:p>
+            <w:pPr>
+              <w:pStyle w:val="TableContents"/>
+              <w:rPr/>
+            </w:pPr>
+            <w:r>
+              <w:rPr/>
+              <w:t>y_pred = model.predict(X_test_scaled)</w:t>
+            </w:r>
+          </w:p>
+          <w:p>
+            <w:pPr>
+              <w:pStyle w:val="TableContents"/>
+              <w:rPr/>
+            </w:pPr>
+            <w:r>
+              <w:rPr/>
+            </w:r>
+          </w:p>
+          <w:p>
+            <w:pPr>
+              <w:pStyle w:val="TableContents"/>
+              <w:rPr/>
+            </w:pPr>
+            <w:r>
+              <w:rPr/>
+              <w:t># 2. Get the probability (confidence) for each prediction</w:t>
+            </w:r>
+          </w:p>
+          <w:p>
+            <w:pPr>
+              <w:pStyle w:val="TableContents"/>
+              <w:rPr/>
+            </w:pPr>
+            <w:r>
+              <w:rPr/>
+              <w:t># This shows how sure the model is (e.g., 0.99 means 99% sure it's benign)</w:t>
+            </w:r>
+          </w:p>
+          <w:p>
+            <w:pPr>
+              <w:pStyle w:val="TableContents"/>
+              <w:rPr/>
+            </w:pPr>
+            <w:r>
+              <w:rPr/>
+              <w:t>y_prob = model.predict_proba(X_test_scaled)[:, 1]</w:t>
+            </w:r>
+          </w:p>
+          <w:p>
+            <w:pPr>
+              <w:pStyle w:val="TableContents"/>
+              <w:rPr/>
+            </w:pPr>
+            <w:r>
+              <w:rPr/>
+            </w:r>
+          </w:p>
+          <w:p>
+            <w:pPr>
+              <w:pStyle w:val="TableContents"/>
+              <w:rPr/>
+            </w:pPr>
+            <w:r>
+              <w:rPr/>
+              <w:t xml:space="preserve"># 3. </w:t>
+            </w:r>
+          </w:p>
+          <w:p>
+            <w:pPr>
+              <w:pStyle w:val="TableContents"/>
+              <w:rPr/>
+            </w:pPr>
+            <w:r>
+              <w:rPr/>
+              <w:t>comparison_df = pd.DataFrame({</w:t>
+            </w:r>
+          </w:p>
+          <w:p>
+            <w:pPr>
+              <w:pStyle w:val="TableContents"/>
+              <w:rPr/>
+            </w:pPr>
+            <w:r>
+              <w:rPr/>
+              <w:t xml:space="preserve">    </w:t>
+            </w:r>
+            <w:r>
+              <w:rPr/>
+              <w:t>'Actual Label': y_test,</w:t>
+            </w:r>
+          </w:p>
+          <w:p>
+            <w:pPr>
+              <w:pStyle w:val="TableContents"/>
+              <w:rPr/>
+            </w:pPr>
+            <w:r>
+              <w:rPr/>
+              <w:t xml:space="preserve">    </w:t>
+            </w:r>
+            <w:r>
+              <w:rPr/>
+              <w:t>'Predicted Label': y_pred,</w:t>
+            </w:r>
+          </w:p>
+          <w:p>
+            <w:pPr>
+              <w:pStyle w:val="TableContents"/>
+              <w:rPr/>
+            </w:pPr>
+            <w:r>
+              <w:rPr/>
+              <w:t xml:space="preserve">    </w:t>
+            </w:r>
+            <w:r>
+              <w:rPr/>
+              <w:t>'Confidence': np.round(y_prob, 4)</w:t>
+            </w:r>
+          </w:p>
+          <w:p>
+            <w:pPr>
+              <w:pStyle w:val="TableContents"/>
+              <w:rPr/>
+            </w:pPr>
+            <w:r>
+              <w:rPr/>
+              <w:t>})</w:t>
+            </w:r>
+          </w:p>
+          <w:p>
+            <w:pPr>
+              <w:pStyle w:val="TableContents"/>
+              <w:rPr/>
+            </w:pPr>
+            <w:r>
+              <w:rPr/>
+            </w:r>
+          </w:p>
+          <w:p>
+            <w:pPr>
+              <w:pStyle w:val="TableContents"/>
+              <w:rPr/>
+            </w:pPr>
+            <w:r>
+              <w:rPr/>
+            </w:r>
+          </w:p>
+          <w:p>
+            <w:pPr>
+              <w:pStyle w:val="TableContents"/>
+              <w:rPr/>
+            </w:pPr>
+            <w:r>
+              <w:rPr/>
+              <w:t>print(comparison_df)</w:t>
+            </w:r>
+          </w:p>
+        </w:tc>
+      </w:tr>
+    </w:tbl>
+    <w:p>
+      <w:pPr>
+        <w:pStyle w:val="Normal"/>
+        <w:bidi w:val="0"/>
+        <w:ind w:hanging="0" w:start="0" w:end="0"/>
+        <w:jc w:val="start"/>
+        <w:rPr/>
+      </w:pPr>
+      <w:r>
+        <w:rPr/>
+      </w:r>
+    </w:p>
+    <w:p>
+      <w:pPr>
+        <w:pStyle w:val="Normal"/>
+        <w:bidi w:val="0"/>
+        <w:ind w:hanging="0" w:start="0" w:end="0"/>
+        <w:jc w:val="start"/>
+        <w:rPr/>
+      </w:pPr>
+      <w:r>
+        <w:rPr/>
+        <w:t>Now understand below, back-end understanding of above python code.</w:t>
+      </w:r>
+    </w:p>
+    <w:p>
+      <w:pPr>
+        <w:pStyle w:val="Normal"/>
+        <w:bidi w:val="0"/>
+        <w:ind w:hanging="0" w:start="0" w:end="0"/>
+        <w:jc w:val="start"/>
+        <w:rPr/>
+      </w:pPr>
+      <w:r>
+        <w:rPr/>
+      </w:r>
+    </w:p>
+    <w:p>
+      <w:pPr>
+        <w:pStyle w:val="Normal"/>
+        <w:bidi w:val="0"/>
+        <w:ind w:hanging="0" w:start="0" w:end="0"/>
+        <w:jc w:val="start"/>
+        <w:rPr/>
+      </w:pPr>
+      <w:r>
+        <w:rPr/>
+      </w:r>
+    </w:p>
+    <w:p>
+      <w:pPr>
+        <w:pStyle w:val="Normal"/>
+        <w:bidi w:val="0"/>
+        <w:ind w:hanging="0" w:start="0" w:end="0"/>
+        <w:jc w:val="start"/>
+        <w:rPr/>
+      </w:pPr>
+      <w:r>
+        <w:rPr/>
+      </w:r>
+    </w:p>
+    <w:p>
+      <w:pPr>
+        <w:pStyle w:val="Normal"/>
+        <w:bidi w:val="0"/>
+        <w:ind w:hanging="0" w:start="0" w:end="0"/>
+        <w:jc w:val="start"/>
+        <w:rPr/>
+      </w:pPr>
+      <w:r>
+        <w:rPr/>
+      </w:r>
+    </w:p>
+    <w:p>
+      <w:pPr>
+        <w:pStyle w:val="Normal"/>
+        <w:bidi w:val="0"/>
+        <w:ind w:hanging="0" w:start="0" w:end="0"/>
+        <w:jc w:val="start"/>
+        <w:rPr/>
+      </w:pPr>
+      <w:r>
+        <w:rPr/>
+      </w:r>
+    </w:p>
+    <w:p>
+      <w:pPr>
+        <w:pStyle w:val="Normal"/>
+        <w:bidi w:val="0"/>
+        <w:ind w:hanging="0" w:start="0" w:end="0"/>
+        <w:jc w:val="start"/>
+        <w:rPr/>
+      </w:pPr>
+      <w:r>
+        <w:rPr/>
+      </w:r>
+    </w:p>
+    <w:p>
+      <w:pPr>
+        <w:pStyle w:val="Normal"/>
+        <w:bidi w:val="0"/>
+        <w:ind w:hanging="0" w:start="0" w:end="0"/>
+        <w:jc w:val="start"/>
+        <w:rPr/>
+      </w:pPr>
+      <w:r>
+        <w:rPr/>
+      </w:r>
+    </w:p>
+    <w:p>
+      <w:pPr>
+        <w:pStyle w:val="Normal"/>
+        <w:bidi w:val="0"/>
+        <w:ind w:hanging="0" w:start="0" w:end="0"/>
+        <w:jc w:val="start"/>
+        <w:rPr/>
+      </w:pPr>
+      <w:r>
+        <w:rPr/>
+      </w:r>
+    </w:p>
+    <w:p>
+      <w:pPr>
+        <w:pStyle w:val="Normal"/>
+        <w:bidi w:val="0"/>
+        <w:ind w:hanging="0" w:start="0" w:end="0"/>
+        <w:jc w:val="start"/>
+        <w:rPr/>
+      </w:pPr>
+      <w:r>
+        <w:rPr/>
+      </w:r>
+    </w:p>
+    <w:p>
+      <w:pPr>
+        <w:pStyle w:val="Normal"/>
+        <w:bidi w:val="0"/>
+        <w:ind w:hanging="0" w:start="0" w:end="0"/>
+        <w:jc w:val="start"/>
+        <w:rPr/>
+      </w:pPr>
+      <w:r>
+        <w:rPr/>
+      </w:r>
+    </w:p>
+    <w:p>
+      <w:pPr>
+        <w:pStyle w:val="Normal"/>
+        <w:bidi w:val="0"/>
+        <w:ind w:hanging="0" w:start="0" w:end="0"/>
+        <w:jc w:val="start"/>
+        <w:rPr/>
+      </w:pPr>
+      <w:r>
+        <w:rPr/>
+      </w:r>
+    </w:p>
+    <w:p>
+      <w:pPr>
+        <w:pStyle w:val="Normal"/>
+        <w:bidi w:val="0"/>
+        <w:ind w:hanging="0" w:start="0" w:end="0"/>
+        <w:jc w:val="start"/>
+        <w:rPr/>
+      </w:pPr>
+      <w:r>
+        <w:rPr/>
+        <w:t>Now understand below, back-end understanding of above python code.</w:t>
+      </w:r>
+    </w:p>
+    <w:p>
+      <w:pPr>
+        <w:pStyle w:val="Normal"/>
+        <w:bidi w:val="0"/>
+        <w:ind w:hanging="0" w:start="0" w:end="0"/>
+        <w:jc w:val="start"/>
+        <w:rPr/>
+      </w:pPr>
+      <w:r>
+        <w:rPr/>
+      </w:r>
+    </w:p>
+    <w:p>
+      <w:pPr>
+        <w:pStyle w:val="Normal"/>
+        <w:bidi w:val="0"/>
+        <w:ind w:hanging="0" w:start="0" w:end="0"/>
+        <w:jc w:val="start"/>
+        <w:rPr/>
+      </w:pPr>
+      <w:r>
+        <w:drawing>
+          <wp:anchor behindDoc="0" distT="0" distB="0" distL="0" distR="0" simplePos="0" locked="0" layoutInCell="0" allowOverlap="1" relativeHeight="7">
+            <wp:simplePos x="0" y="0"/>
+            <wp:positionH relativeFrom="column">
+              <wp:align>center</wp:align>
+            </wp:positionH>
+            <wp:positionV relativeFrom="paragraph">
+              <wp:posOffset>635</wp:posOffset>
+            </wp:positionV>
+            <wp:extent cx="4505325" cy="4657725"/>
+            <wp:effectExtent l="0" t="0" r="0" b="0"/>
+            <wp:wrapSquare wrapText="largest"/>
+            <wp:docPr id="6" name="Image4" descr="" title=""/>
+            <wp:cNvGraphicFramePr>
+              <a:graphicFrameLocks xmlns:a="http://schemas.openxmlformats.org/drawingml/2006/main" noChangeAspect="1"/>
+            </wp:cNvGraphicFramePr>
+            <a:graphic xmlns:a="http://schemas.openxmlformats.org/drawingml/2006/main">
+              <a:graphicData uri="http://schemas.openxmlformats.org/drawingml/2006/picture">
+                <pic:pic xmlns:pic="http://schemas.openxmlformats.org/drawingml/2006/picture">
+                  <pic:nvPicPr>
+                    <pic:cNvPr id="6" name="Image4" descr="" title=""/>
+                    <pic:cNvPicPr>
+                      <a:picLocks noChangeAspect="1" noChangeArrowheads="1"/>
+                    </pic:cNvPicPr>
+                  </pic:nvPicPr>
+                  <pic:blipFill>
+                    <a:blip r:embed="rId8"/>
+                    <a:stretch>
+                      <a:fillRect/>
+                    </a:stretch>
+                  </pic:blipFill>
+                  <pic:spPr bwMode="auto">
+                    <a:xfrm>
+                      <a:off x="0" y="0"/>
+                      <a:ext cx="4505325" cy="4657725"/>
+                    </a:xfrm>
+                    <a:prstGeom prst="rect">
+                      <a:avLst/>
+                    </a:prstGeom>
+                  </pic:spPr>
+                </pic:pic>
+              </a:graphicData>
+            </a:graphic>
+          </wp:anchor>
+        </w:drawing>
+      </w:r>
+      <w:r>
+        <w:rPr/>
+        <w:t>q</w:t>
+      </w:r>
+    </w:p>
+    <w:p>
+      <w:pPr>
+        <w:pStyle w:val="Normal"/>
+        <w:bidi w:val="0"/>
+        <w:ind w:hanging="0" w:start="0" w:end="0"/>
+        <w:jc w:val="start"/>
+        <w:rPr/>
+      </w:pPr>
+      <w:r>
+        <w:rPr/>
+      </w:r>
+    </w:p>
+    <w:p>
+      <w:pPr>
+        <w:pStyle w:val="Normal"/>
+        <w:bidi w:val="0"/>
+        <w:ind w:hanging="0" w:start="0" w:end="0"/>
+        <w:jc w:val="start"/>
+        <w:rPr/>
+      </w:pPr>
+      <w:r>
+        <w:rPr/>
+      </w:r>
+    </w:p>
+    <w:p>
+      <w:pPr>
+        <w:pStyle w:val="Normal"/>
+        <w:bidi w:val="0"/>
+        <w:ind w:hanging="0" w:start="0" w:end="0"/>
+        <w:jc w:val="start"/>
+        <w:rPr/>
+      </w:pPr>
+      <w:r>
+        <w:rPr/>
+      </w:r>
+    </w:p>
+    <w:p>
+      <w:pPr>
+        <w:pStyle w:val="Normal"/>
+        <w:bidi w:val="0"/>
+        <w:ind w:hanging="0" w:start="0" w:end="0"/>
+        <w:jc w:val="start"/>
+        <w:rPr/>
+      </w:pPr>
+      <w:r>
+        <w:rPr/>
+      </w:r>
+    </w:p>
+    <w:p>
+      <w:pPr>
+        <w:pStyle w:val="Normal"/>
+        <w:bidi w:val="0"/>
+        <w:ind w:hanging="0" w:start="0" w:end="0"/>
+        <w:jc w:val="start"/>
+        <w:rPr/>
+      </w:pPr>
+      <w:r>
+        <w:rPr/>
+      </w:r>
+    </w:p>
+    <w:p>
+      <w:pPr>
+        <w:pStyle w:val="Normal"/>
+        <w:bidi w:val="0"/>
+        <w:ind w:hanging="0" w:start="0" w:end="0"/>
+        <w:jc w:val="start"/>
+        <w:rPr/>
+      </w:pPr>
+      <w:r>
+        <w:rPr/>
+      </w:r>
+    </w:p>
+    <w:p>
+      <w:pPr>
+        <w:pStyle w:val="Normal"/>
+        <w:bidi w:val="0"/>
+        <w:ind w:hanging="0" w:start="0" w:end="0"/>
+        <w:jc w:val="start"/>
+        <w:rPr/>
+      </w:pPr>
+      <w:r>
+        <w:rPr/>
+      </w:r>
+    </w:p>
+    <w:p>
+      <w:pPr>
+        <w:pStyle w:val="Normal"/>
+        <w:bidi w:val="0"/>
+        <w:ind w:hanging="0" w:start="0" w:end="0"/>
+        <w:jc w:val="start"/>
+        <w:rPr/>
+      </w:pPr>
+      <w:r>
+        <w:rPr/>
+      </w:r>
+    </w:p>
+    <w:p>
+      <w:pPr>
+        <w:pStyle w:val="Normal"/>
+        <w:bidi w:val="0"/>
+        <w:ind w:hanging="0" w:start="0" w:end="0"/>
+        <w:jc w:val="start"/>
+        <w:rPr/>
+      </w:pPr>
+      <w:r>
+        <w:rPr/>
+      </w:r>
+    </w:p>
+    <w:p>
+      <w:pPr>
+        <w:pStyle w:val="Normal"/>
+        <w:bidi w:val="0"/>
+        <w:ind w:hanging="0" w:start="0" w:end="0"/>
+        <w:jc w:val="start"/>
+        <w:rPr/>
+      </w:pPr>
+      <w:r>
+        <w:rPr/>
+      </w:r>
+    </w:p>
+    <w:p>
+      <w:pPr>
+        <w:pStyle w:val="Normal"/>
+        <w:bidi w:val="0"/>
+        <w:ind w:hanging="0" w:start="0" w:end="0"/>
+        <w:jc w:val="start"/>
+        <w:rPr/>
+      </w:pPr>
+      <w:r>
+        <w:rPr/>
+      </w:r>
+    </w:p>
+    <w:p>
+      <w:pPr>
+        <w:pStyle w:val="Normal"/>
+        <w:bidi w:val="0"/>
+        <w:ind w:hanging="0" w:start="0" w:end="0"/>
+        <w:jc w:val="start"/>
+        <w:rPr/>
+      </w:pPr>
+      <w:r>
+        <w:rPr/>
+      </w:r>
+    </w:p>
+    <w:p>
+      <w:pPr>
+        <w:pStyle w:val="Normal"/>
+        <w:bidi w:val="0"/>
+        <w:ind w:hanging="0" w:start="0" w:end="0"/>
+        <w:jc w:val="start"/>
+        <w:rPr/>
+      </w:pPr>
+      <w:r>
+        <w:rPr/>
+      </w:r>
+    </w:p>
+    <w:p>
+      <w:pPr>
+        <w:pStyle w:val="Normal"/>
+        <w:bidi w:val="0"/>
+        <w:ind w:hanging="0" w:start="0" w:end="0"/>
+        <w:jc w:val="start"/>
+        <w:rPr/>
+      </w:pPr>
+      <w:r>
+        <w:rPr/>
+      </w:r>
+    </w:p>
+    <w:p>
+      <w:pPr>
+        <w:pStyle w:val="Normal"/>
+        <w:bidi w:val="0"/>
+        <w:ind w:hanging="0" w:start="0" w:end="0"/>
+        <w:jc w:val="start"/>
+        <w:rPr/>
+      </w:pPr>
+      <w:r>
+        <w:rPr/>
+      </w:r>
+    </w:p>
+    <w:p>
+      <w:pPr>
+        <w:pStyle w:val="Normal"/>
+        <w:bidi w:val="0"/>
+        <w:ind w:hanging="0" w:start="0" w:end="0"/>
+        <w:jc w:val="start"/>
+        <w:rPr/>
+      </w:pPr>
+      <w:r>
+        <w:rPr/>
+      </w:r>
+    </w:p>
+    <w:p>
+      <w:pPr>
+        <w:pStyle w:val="Normal"/>
+        <w:bidi w:val="0"/>
+        <w:ind w:hanging="0" w:start="0" w:end="0"/>
+        <w:jc w:val="start"/>
+        <w:rPr/>
+      </w:pPr>
+      <w:r>
+        <w:rPr/>
+      </w:r>
+    </w:p>
+    <w:p>
+      <w:pPr>
+        <w:pStyle w:val="Normal"/>
+        <w:bidi w:val="0"/>
+        <w:ind w:hanging="0" w:start="0" w:end="0"/>
+        <w:jc w:val="start"/>
+        <w:rPr/>
+      </w:pPr>
+      <w:r>
+        <w:rPr/>
+      </w:r>
+    </w:p>
+    <w:p>
+      <w:pPr>
+        <w:pStyle w:val="Normal"/>
+        <w:bidi w:val="0"/>
+        <w:ind w:hanging="0" w:start="0" w:end="0"/>
+        <w:jc w:val="start"/>
+        <w:rPr/>
+      </w:pPr>
+      <w:r>
+        <w:rPr/>
+      </w:r>
+    </w:p>
+    <w:p>
+      <w:pPr>
+        <w:pStyle w:val="Normal"/>
+        <w:bidi w:val="0"/>
+        <w:ind w:hanging="0" w:start="0" w:end="0"/>
+        <w:jc w:val="start"/>
+        <w:rPr/>
+      </w:pPr>
+      <w:r>
+        <w:rPr/>
+      </w:r>
+    </w:p>
+    <w:p>
+      <w:pPr>
+        <w:pStyle w:val="Normal"/>
+        <w:bidi w:val="0"/>
+        <w:ind w:hanging="0" w:start="0" w:end="0"/>
+        <w:jc w:val="start"/>
+        <w:rPr/>
+      </w:pPr>
+      <w:r>
+        <w:rPr/>
+      </w:r>
+    </w:p>
+    <w:p>
+      <w:pPr>
+        <w:pStyle w:val="Normal"/>
+        <w:bidi w:val="0"/>
+        <w:ind w:hanging="0" w:start="0" w:end="0"/>
+        <w:jc w:val="start"/>
+        <w:rPr/>
+      </w:pPr>
+      <w:r>
+        <w:rPr/>
+      </w:r>
+    </w:p>
+    <w:p>
+      <w:pPr>
+        <w:pStyle w:val="Normal"/>
+        <w:bidi w:val="0"/>
+        <w:ind w:hanging="0" w:start="0" w:end="0"/>
+        <w:jc w:val="start"/>
+        <w:rPr/>
+      </w:pPr>
+      <w:r>
+        <w:rPr/>
+      </w:r>
+    </w:p>
+    <w:p>
+      <w:pPr>
+        <w:pStyle w:val="Normal"/>
+        <w:bidi w:val="0"/>
+        <w:ind w:hanging="0" w:start="0" w:end="0"/>
+        <w:jc w:val="start"/>
+        <w:rPr/>
+      </w:pPr>
+      <w:r>
+        <w:rPr/>
+      </w:r>
+    </w:p>
+    <w:p>
+      <w:pPr>
+        <w:pStyle w:val="Normal"/>
+        <w:bidi w:val="0"/>
+        <w:ind w:hanging="0" w:start="0" w:end="0"/>
+        <w:jc w:val="start"/>
+        <w:rPr/>
+      </w:pPr>
+      <w:r>
+        <w:rPr/>
+      </w:r>
+    </w:p>
+    <w:p>
+      <w:pPr>
+        <w:pStyle w:val="Normal"/>
+        <w:bidi w:val="0"/>
+        <w:ind w:hanging="0" w:start="0" w:end="0"/>
+        <w:jc w:val="start"/>
+        <w:rPr/>
+      </w:pPr>
+      <w:r>
+        <w:rPr/>
+      </w:r>
+    </w:p>
+    <w:p>
+      <w:pPr>
+        <w:pStyle w:val="Normal"/>
+        <w:bidi w:val="0"/>
+        <w:ind w:hanging="0" w:start="0" w:end="0"/>
+        <w:jc w:val="start"/>
+        <w:rPr/>
+      </w:pPr>
+      <w:r>
+        <w:rPr/>
+      </w:r>
+    </w:p>
+    <w:p>
+      <w:pPr>
+        <w:pStyle w:val="Normal"/>
+        <w:bidi w:val="0"/>
+        <w:ind w:hanging="0" w:start="0" w:end="0"/>
+        <w:jc w:val="start"/>
+        <w:rPr/>
+      </w:pPr>
+      <w:r>
+        <w:rPr/>
+        <w:t>1</w:t>
+      </w:r>
+    </w:p>
+    <w:p>
+      <w:pPr>
+        <w:pStyle w:val="Normal"/>
+        <w:bidi w:val="0"/>
+        <w:ind w:hanging="0" w:start="0" w:end="0"/>
+        <w:jc w:val="start"/>
+        <w:rPr/>
+      </w:pPr>
+      <w:r>
+        <w:rPr/>
+        <w:drawing>
+          <wp:anchor behindDoc="0" distT="0" distB="0" distL="0" distR="0" simplePos="0" locked="0" layoutInCell="0" allowOverlap="1" relativeHeight="8">
+            <wp:simplePos x="0" y="0"/>
+            <wp:positionH relativeFrom="column">
+              <wp:align>center</wp:align>
+            </wp:positionH>
+            <wp:positionV relativeFrom="paragraph">
+              <wp:align>top</wp:align>
+            </wp:positionV>
+            <wp:extent cx="4505325" cy="4657725"/>
+            <wp:effectExtent l="0" t="0" r="0" b="0"/>
+            <wp:wrapSquare wrapText="largest"/>
+            <wp:docPr id="7" name="Image7" descr="" title=""/>
+            <wp:cNvGraphicFramePr>
+              <a:graphicFrameLocks xmlns:a="http://schemas.openxmlformats.org/drawingml/2006/main" noChangeAspect="1"/>
+            </wp:cNvGraphicFramePr>
+            <a:graphic xmlns:a="http://schemas.openxmlformats.org/drawingml/2006/main">
+              <a:graphicData uri="http://schemas.openxmlformats.org/drawingml/2006/picture">
+                <pic:pic xmlns:pic="http://schemas.openxmlformats.org/drawingml/2006/picture">
+                  <pic:nvPicPr>
+                    <pic:cNvPr id="7" name="Image7" descr="" title=""/>
+                    <pic:cNvPicPr>
+                      <a:picLocks noChangeAspect="1" noChangeArrowheads="1"/>
+                    </pic:cNvPicPr>
+                  </pic:nvPicPr>
+                  <pic:blipFill>
+                    <a:blip r:embed="rId9"/>
+                    <a:stretch>
+                      <a:fillRect/>
+                    </a:stretch>
+                  </pic:blipFill>
+                  <pic:spPr bwMode="auto">
+                    <a:xfrm>
+                      <a:off x="0" y="0"/>
+                      <a:ext cx="4505325" cy="4657725"/>
+                    </a:xfrm>
+                    <a:prstGeom prst="rect">
+                      <a:avLst/>
+                    </a:prstGeom>
+                  </pic:spPr>
+                </pic:pic>
+              </a:graphicData>
+            </a:graphic>
+          </wp:anchor>
+        </w:drawing>
+      </w:r>
+    </w:p>
+    <w:p>
+      <w:pPr>
+        <w:pStyle w:val="Normal"/>
+        <w:bidi w:val="0"/>
+        <w:ind w:hanging="0" w:start="0" w:end="0"/>
+        <w:jc w:val="start"/>
+        <w:rPr/>
+      </w:pPr>
+      <w:r>
+        <w:rPr/>
+      </w:r>
+    </w:p>
+    <w:p>
+      <w:pPr>
+        <w:pStyle w:val="Normal"/>
+        <w:bidi w:val="0"/>
+        <w:ind w:hanging="0" w:start="0" w:end="0"/>
+        <w:jc w:val="start"/>
+        <w:rPr/>
+      </w:pPr>
+      <w:r>
+        <w:rPr/>
+      </w:r>
+    </w:p>
+    <w:p>
+      <w:pPr>
+        <w:pStyle w:val="Normal"/>
+        <w:bidi w:val="0"/>
+        <w:ind w:hanging="0" w:start="0" w:end="0"/>
+        <w:jc w:val="start"/>
+        <w:rPr/>
+      </w:pPr>
+      <w:r>
+        <w:rPr/>
+      </w:r>
+    </w:p>
+    <w:p>
+      <w:pPr>
+        <w:pStyle w:val="Normal"/>
+        <w:bidi w:val="0"/>
+        <w:ind w:hanging="0" w:start="0" w:end="0"/>
+        <w:jc w:val="start"/>
+        <w:rPr/>
+      </w:pPr>
+      <w:r>
+        <w:rPr/>
+      </w:r>
+    </w:p>
+    <w:p>
+      <w:pPr>
+        <w:pStyle w:val="Normal"/>
+        <w:bidi w:val="0"/>
+        <w:ind w:hanging="0" w:start="0" w:end="0"/>
+        <w:jc w:val="start"/>
+        <w:rPr/>
+      </w:pPr>
+      <w:r>
+        <w:rPr/>
+      </w:r>
+    </w:p>
+    <w:p>
+      <w:pPr>
+        <w:pStyle w:val="Normal"/>
+        <w:bidi w:val="0"/>
+        <w:ind w:hanging="0" w:start="0" w:end="0"/>
+        <w:jc w:val="start"/>
+        <w:rPr/>
+      </w:pPr>
+      <w:r>
+        <w:rPr/>
+      </w:r>
+    </w:p>
+    <w:p>
+      <w:pPr>
+        <w:pStyle w:val="Normal"/>
+        <w:bidi w:val="0"/>
+        <w:ind w:hanging="0" w:start="0" w:end="0"/>
+        <w:jc w:val="start"/>
+        <w:rPr/>
+      </w:pPr>
+      <w:r>
+        <w:rPr/>
+      </w:r>
+    </w:p>
+    <w:p>
+      <w:pPr>
+        <w:pStyle w:val="Normal"/>
+        <w:bidi w:val="0"/>
+        <w:ind w:hanging="0" w:start="0" w:end="0"/>
+        <w:jc w:val="start"/>
+        <w:rPr/>
+      </w:pPr>
+      <w:r>
+        <w:rPr/>
+      </w:r>
+    </w:p>
+    <w:p>
+      <w:pPr>
+        <w:pStyle w:val="Normal"/>
+        <w:bidi w:val="0"/>
+        <w:ind w:hanging="0" w:start="0" w:end="0"/>
+        <w:jc w:val="start"/>
+        <w:rPr/>
+      </w:pPr>
+      <w:r>
+        <w:rPr/>
+      </w:r>
+    </w:p>
+    <w:p>
+      <w:pPr>
+        <w:pStyle w:val="Normal"/>
+        <w:bidi w:val="0"/>
+        <w:ind w:hanging="0" w:start="0" w:end="0"/>
+        <w:jc w:val="start"/>
+        <w:rPr/>
+      </w:pPr>
+      <w:r>
+        <w:rPr/>
+      </w:r>
+    </w:p>
+    <w:p>
+      <w:pPr>
+        <w:pStyle w:val="Normal"/>
+        <w:bidi w:val="0"/>
+        <w:ind w:hanging="0" w:start="0" w:end="0"/>
+        <w:jc w:val="start"/>
+        <w:rPr/>
+      </w:pPr>
+      <w:r>
+        <w:rPr/>
+      </w:r>
+    </w:p>
+    <w:p>
+      <w:pPr>
+        <w:pStyle w:val="Normal"/>
+        <w:bidi w:val="0"/>
+        <w:ind w:hanging="0" w:start="0" w:end="0"/>
+        <w:jc w:val="start"/>
+        <w:rPr/>
+      </w:pPr>
+      <w:r>
+        <w:rPr/>
+      </w:r>
+    </w:p>
+    <w:p>
+      <w:pPr>
+        <w:pStyle w:val="Normal"/>
+        <w:bidi w:val="0"/>
+        <w:ind w:hanging="0" w:start="0" w:end="0"/>
+        <w:jc w:val="start"/>
+        <w:rPr/>
+      </w:pPr>
+      <w:r>
+        <w:rPr/>
+      </w:r>
+    </w:p>
+    <w:p>
+      <w:pPr>
+        <w:pStyle w:val="Normal"/>
+        <w:bidi w:val="0"/>
+        <w:ind w:hanging="0" w:start="0" w:end="0"/>
+        <w:jc w:val="start"/>
+        <w:rPr/>
+      </w:pPr>
+      <w:r>
+        <w:rPr/>
+      </w:r>
+    </w:p>
+    <w:p>
+      <w:pPr>
+        <w:pStyle w:val="Normal"/>
+        <w:bidi w:val="0"/>
+        <w:ind w:hanging="0" w:start="0" w:end="0"/>
+        <w:jc w:val="start"/>
+        <w:rPr/>
+      </w:pPr>
+      <w:r>
+        <w:rPr/>
+      </w:r>
+    </w:p>
+    <w:p>
+      <w:pPr>
+        <w:pStyle w:val="Normal"/>
+        <w:bidi w:val="0"/>
+        <w:ind w:hanging="0" w:start="0" w:end="0"/>
+        <w:jc w:val="start"/>
+        <w:rPr/>
+      </w:pPr>
+      <w:r>
+        <w:rPr/>
+      </w:r>
+    </w:p>
+    <w:p>
+      <w:pPr>
+        <w:pStyle w:val="Normal"/>
+        <w:bidi w:val="0"/>
+        <w:ind w:hanging="0" w:start="0" w:end="0"/>
+        <w:jc w:val="start"/>
+        <w:rPr/>
+      </w:pPr>
+      <w:r>
+        <w:rPr/>
+      </w:r>
+    </w:p>
+    <w:p>
+      <w:pPr>
+        <w:pStyle w:val="Normal"/>
+        <w:bidi w:val="0"/>
+        <w:ind w:hanging="0" w:start="0" w:end="0"/>
+        <w:jc w:val="start"/>
+        <w:rPr/>
+      </w:pPr>
+      <w:r>
+        <w:rPr/>
+      </w:r>
+    </w:p>
+    <w:p>
+      <w:pPr>
+        <w:pStyle w:val="Normal"/>
+        <w:bidi w:val="0"/>
+        <w:ind w:hanging="0" w:start="0" w:end="0"/>
+        <w:jc w:val="start"/>
+        <w:rPr/>
+      </w:pPr>
+      <w:r>
+        <w:rPr/>
+      </w:r>
+    </w:p>
+    <w:p>
+      <w:pPr>
+        <w:pStyle w:val="Normal"/>
+        <w:bidi w:val="0"/>
+        <w:ind w:hanging="0" w:start="0" w:end="0"/>
+        <w:jc w:val="start"/>
+        <w:rPr/>
+      </w:pPr>
+      <w:r>
+        <w:rPr/>
+      </w:r>
+    </w:p>
+    <w:p>
+      <w:pPr>
+        <w:pStyle w:val="Normal"/>
+        <w:bidi w:val="0"/>
+        <w:ind w:hanging="0" w:start="0" w:end="0"/>
+        <w:jc w:val="start"/>
+        <w:rPr/>
+      </w:pPr>
+      <w:r>
+        <w:rPr/>
+      </w:r>
+    </w:p>
+    <w:p>
+      <w:pPr>
+        <w:pStyle w:val="Normal"/>
+        <w:bidi w:val="0"/>
+        <w:ind w:hanging="0" w:start="0" w:end="0"/>
+        <w:jc w:val="start"/>
+        <w:rPr/>
+      </w:pPr>
+      <w:r>
+        <w:rPr/>
+      </w:r>
+    </w:p>
+    <w:p>
+      <w:pPr>
+        <w:pStyle w:val="Normal"/>
+        <w:bidi w:val="0"/>
+        <w:ind w:hanging="0" w:start="0" w:end="0"/>
+        <w:jc w:val="start"/>
+        <w:rPr/>
+      </w:pPr>
+      <w:r>
+        <w:rPr/>
+        <w:drawing>
+          <wp:anchor behindDoc="0" distT="0" distB="0" distL="0" distR="0" simplePos="0" locked="0" layoutInCell="0" allowOverlap="1" relativeHeight="9">
+            <wp:simplePos x="0" y="0"/>
+            <wp:positionH relativeFrom="column">
+              <wp:align>center</wp:align>
+            </wp:positionH>
+            <wp:positionV relativeFrom="paragraph">
+              <wp:posOffset>635</wp:posOffset>
+            </wp:positionV>
+            <wp:extent cx="4505325" cy="4057650"/>
+            <wp:effectExtent l="0" t="0" r="0" b="0"/>
+            <wp:wrapSquare wrapText="largest"/>
+            <wp:docPr id="8" name="Image8" descr="" title=""/>
+            <wp:cNvGraphicFramePr>
+              <a:graphicFrameLocks xmlns:a="http://schemas.openxmlformats.org/drawingml/2006/main" noChangeAspect="1"/>
+            </wp:cNvGraphicFramePr>
+            <a:graphic xmlns:a="http://schemas.openxmlformats.org/drawingml/2006/main">
+              <a:graphicData uri="http://schemas.openxmlformats.org/drawingml/2006/picture">
+                <pic:pic xmlns:pic="http://schemas.openxmlformats.org/drawingml/2006/picture">
+                  <pic:nvPicPr>
+                    <pic:cNvPr id="8" name="Image8" descr="" title=""/>
+                    <pic:cNvPicPr>
+                      <a:picLocks noChangeAspect="1" noChangeArrowheads="1"/>
+                    </pic:cNvPicPr>
+                  </pic:nvPicPr>
+                  <pic:blipFill>
+                    <a:blip r:embed="rId10"/>
+                    <a:stretch>
+                      <a:fillRect/>
+                    </a:stretch>
+                  </pic:blipFill>
+                  <pic:spPr bwMode="auto">
+                    <a:xfrm>
+                      <a:off x="0" y="0"/>
+                      <a:ext cx="4505325" cy="4057650"/>
+                    </a:xfrm>
+                    <a:prstGeom prst="rect">
+                      <a:avLst/>
+                    </a:prstGeom>
+                  </pic:spPr>
+                </pic:pic>
+              </a:graphicData>
+            </a:graphic>
+          </wp:anchor>
+        </w:drawing>
+      </w:r>
+    </w:p>
+    <w:p>
+      <w:pPr>
+        <w:pStyle w:val="Normal"/>
+        <w:bidi w:val="0"/>
+        <w:ind w:hanging="0" w:start="0" w:end="0"/>
+        <w:jc w:val="start"/>
+        <w:rPr/>
+      </w:pPr>
+      <w:r>
+        <w:rPr/>
+      </w:r>
+    </w:p>
+    <w:p>
+      <w:pPr>
+        <w:pStyle w:val="Normal"/>
+        <w:bidi w:val="0"/>
+        <w:ind w:hanging="0" w:start="0" w:end="0"/>
+        <w:jc w:val="start"/>
+        <w:rPr/>
+      </w:pPr>
+      <w:r>
+        <w:rPr/>
+      </w:r>
+    </w:p>
+    <w:p>
+      <w:pPr>
+        <w:pStyle w:val="Normal"/>
+        <w:bidi w:val="0"/>
+        <w:ind w:hanging="0" w:start="0" w:end="0"/>
+        <w:jc w:val="start"/>
+        <w:rPr/>
+      </w:pPr>
+      <w:r>
+        <w:rPr/>
+      </w:r>
+    </w:p>
+    <w:p>
+      <w:pPr>
+        <w:pStyle w:val="Normal"/>
+        <w:bidi w:val="0"/>
+        <w:ind w:hanging="0" w:start="0" w:end="0"/>
+        <w:jc w:val="start"/>
+        <w:rPr/>
+      </w:pPr>
+      <w:r>
+        <w:rPr/>
+      </w:r>
+    </w:p>
+    <w:p>
+      <w:pPr>
+        <w:pStyle w:val="Normal"/>
+        <w:bidi w:val="0"/>
+        <w:ind w:hanging="0" w:start="0" w:end="0"/>
+        <w:jc w:val="start"/>
+        <w:rPr/>
+      </w:pPr>
+      <w:r>
+        <w:rPr/>
+      </w:r>
+    </w:p>
+    <w:p>
+      <w:pPr>
+        <w:pStyle w:val="Normal"/>
+        <w:bidi w:val="0"/>
+        <w:ind w:hanging="0" w:start="0" w:end="0"/>
+        <w:jc w:val="start"/>
+        <w:rPr/>
+      </w:pPr>
+      <w:r>
+        <w:rPr/>
+      </w:r>
+    </w:p>
+    <w:p>
+      <w:pPr>
+        <w:pStyle w:val="Normal"/>
+        <w:bidi w:val="0"/>
+        <w:ind w:hanging="0" w:start="0" w:end="0"/>
+        <w:jc w:val="start"/>
+        <w:rPr/>
+      </w:pPr>
+      <w:r>
+        <w:rPr/>
+      </w:r>
+    </w:p>
+    <w:p>
+      <w:pPr>
+        <w:pStyle w:val="Normal"/>
+        <w:bidi w:val="0"/>
+        <w:ind w:hanging="0" w:start="0" w:end="0"/>
+        <w:jc w:val="start"/>
+        <w:rPr/>
+      </w:pPr>
+      <w:r>
+        <w:rPr/>
+      </w:r>
+    </w:p>
+    <w:p>
+      <w:pPr>
+        <w:pStyle w:val="Normal"/>
+        <w:bidi w:val="0"/>
+        <w:ind w:hanging="0" w:start="0" w:end="0"/>
+        <w:jc w:val="start"/>
+        <w:rPr/>
+      </w:pPr>
+      <w:r>
+        <w:rPr/>
+      </w:r>
+    </w:p>
+    <w:p>
+      <w:pPr>
+        <w:pStyle w:val="Normal"/>
+        <w:bidi w:val="0"/>
+        <w:ind w:hanging="0" w:start="0" w:end="0"/>
+        <w:jc w:val="start"/>
+        <w:rPr/>
+      </w:pPr>
+      <w:r>
+        <w:rPr/>
+      </w:r>
+    </w:p>
+    <w:p>
+      <w:pPr>
+        <w:pStyle w:val="Normal"/>
+        <w:bidi w:val="0"/>
+        <w:ind w:hanging="0" w:start="0" w:end="0"/>
+        <w:jc w:val="start"/>
+        <w:rPr/>
+      </w:pPr>
+      <w:r>
+        <w:rPr/>
+      </w:r>
+    </w:p>
+    <w:p>
+      <w:pPr>
+        <w:pStyle w:val="Normal"/>
+        <w:bidi w:val="0"/>
+        <w:ind w:hanging="0" w:start="0" w:end="0"/>
+        <w:jc w:val="start"/>
+        <w:rPr/>
+      </w:pPr>
+      <w:r>
+        <w:rPr/>
+      </w:r>
+    </w:p>
+    <w:p>
+      <w:pPr>
+        <w:pStyle w:val="Normal"/>
+        <w:bidi w:val="0"/>
+        <w:ind w:hanging="0" w:start="0" w:end="0"/>
+        <w:jc w:val="start"/>
+        <w:rPr/>
+      </w:pPr>
+      <w:r>
+        <w:rPr/>
+      </w:r>
+    </w:p>
+    <w:p>
+      <w:pPr>
+        <w:pStyle w:val="Normal"/>
+        <w:bidi w:val="0"/>
+        <w:ind w:hanging="0" w:start="0" w:end="0"/>
+        <w:jc w:val="start"/>
+        <w:rPr/>
+      </w:pPr>
+      <w:r>
+        <w:rPr/>
+      </w:r>
+    </w:p>
+    <w:p>
+      <w:pPr>
+        <w:pStyle w:val="Normal"/>
+        <w:bidi w:val="0"/>
+        <w:ind w:hanging="0" w:start="0" w:end="0"/>
+        <w:jc w:val="start"/>
+        <w:rPr/>
+      </w:pPr>
+      <w:r>
+        <w:rPr/>
+      </w:r>
+    </w:p>
+    <w:p>
+      <w:pPr>
+        <w:pStyle w:val="Normal"/>
+        <w:bidi w:val="0"/>
+        <w:ind w:hanging="0" w:start="0" w:end="0"/>
+        <w:jc w:val="start"/>
+        <w:rPr/>
+      </w:pPr>
+      <w:r>
+        <w:rPr/>
+      </w:r>
+    </w:p>
+    <w:p>
+      <w:pPr>
+        <w:pStyle w:val="Normal"/>
+        <w:bidi w:val="0"/>
+        <w:ind w:hanging="0" w:start="0" w:end="0"/>
+        <w:jc w:val="start"/>
+        <w:rPr/>
+      </w:pPr>
+      <w:r>
+        <w:rPr/>
+      </w:r>
+    </w:p>
+    <w:p>
+      <w:pPr>
+        <w:pStyle w:val="Normal"/>
+        <w:bidi w:val="0"/>
+        <w:ind w:hanging="0" w:start="0" w:end="0"/>
+        <w:jc w:val="start"/>
+        <w:rPr/>
+      </w:pPr>
+      <w:r>
+        <w:rPr/>
+      </w:r>
+    </w:p>
+    <w:p>
+      <w:pPr>
+        <w:pStyle w:val="Normal"/>
+        <w:bidi w:val="0"/>
+        <w:ind w:hanging="0" w:start="0" w:end="0"/>
+        <w:jc w:val="start"/>
+        <w:rPr/>
+      </w:pPr>
+      <w:r>
+        <w:rPr/>
+      </w:r>
+    </w:p>
+    <w:p>
+      <w:pPr>
+        <w:pStyle w:val="Normal"/>
+        <w:bidi w:val="0"/>
+        <w:ind w:hanging="0" w:start="0" w:end="0"/>
+        <w:jc w:val="start"/>
+        <w:rPr/>
+      </w:pPr>
+      <w:r>
+        <w:rPr/>
+      </w:r>
+    </w:p>
+    <w:p>
+      <w:pPr>
+        <w:pStyle w:val="Normal"/>
+        <w:bidi w:val="0"/>
+        <w:ind w:hanging="0" w:start="0" w:end="0"/>
+        <w:jc w:val="start"/>
+        <w:rPr/>
+      </w:pPr>
+      <w:r>
+        <w:rPr/>
+      </w:r>
+    </w:p>
+    <w:p>
+      <w:pPr>
+        <w:pStyle w:val="Normal"/>
+        <w:bidi w:val="0"/>
+        <w:ind w:hanging="0" w:start="0" w:end="0"/>
+        <w:jc w:val="start"/>
+        <w:rPr/>
+      </w:pPr>
+      <w:r>
+        <w:rPr/>
+      </w:r>
+    </w:p>
+    <w:p>
+      <w:pPr>
+        <w:pStyle w:val="Normal"/>
+        <w:bidi w:val="0"/>
+        <w:ind w:hanging="0" w:start="0" w:end="0"/>
+        <w:jc w:val="start"/>
+        <w:rPr/>
+      </w:pPr>
+      <w:r>
+        <w:rPr/>
+      </w:r>
+    </w:p>
+    <w:p>
+      <w:pPr>
+        <w:pStyle w:val="Normal"/>
+        <w:bidi w:val="0"/>
+        <w:ind w:hanging="0" w:start="0" w:end="0"/>
+        <w:jc w:val="start"/>
+        <w:rPr/>
+      </w:pPr>
+      <w:r>
+        <w:rPr/>
+      </w:r>
+    </w:p>
+    <w:p>
+      <w:pPr>
+        <w:pStyle w:val="Normal"/>
+        <w:bidi w:val="0"/>
+        <w:ind w:hanging="0" w:start="0" w:end="0"/>
+        <w:jc w:val="start"/>
+        <w:rPr/>
+      </w:pPr>
+      <w:r>
+        <w:rPr/>
+      </w:r>
+    </w:p>
+    <w:p>
+      <w:pPr>
+        <w:pStyle w:val="Normal"/>
+        <w:bidi w:val="0"/>
+        <w:ind w:hanging="0" w:start="0" w:end="0"/>
+        <w:jc w:val="start"/>
+        <w:rPr/>
+      </w:pPr>
+      <w:r>
+        <w:rPr/>
+      </w:r>
+    </w:p>
+    <w:p>
+      <w:pPr>
+        <w:pStyle w:val="Normal"/>
+        <w:bidi w:val="0"/>
+        <w:ind w:hanging="0" w:start="0" w:end="0"/>
+        <w:jc w:val="start"/>
+        <w:rPr/>
+      </w:pPr>
+      <w:r>
+        <w:rPr/>
+      </w:r>
+    </w:p>
+    <w:p>
+      <w:pPr>
+        <w:pStyle w:val="Normal"/>
+        <w:bidi w:val="0"/>
+        <w:ind w:hanging="0" w:start="0" w:end="0"/>
+        <w:jc w:val="start"/>
+        <w:rPr/>
+      </w:pPr>
+      <w:r>
+        <w:rPr/>
+      </w:r>
+    </w:p>
+    <w:p>
+      <w:pPr>
+        <w:pStyle w:val="Normal"/>
+        <w:bidi w:val="0"/>
+        <w:ind w:hanging="0" w:start="0" w:end="0"/>
+        <w:jc w:val="start"/>
+        <w:rPr/>
+      </w:pPr>
+      <w:r>
+        <w:rPr/>
+        <w:t>-------------------------------------------------------------------------</w:t>
+      </w:r>
+    </w:p>
+    <w:p>
+      <w:pPr>
+        <w:pStyle w:val="Normal"/>
+        <w:bidi w:val="0"/>
+        <w:ind w:hanging="0" w:start="0" w:end="0"/>
+        <w:jc w:val="start"/>
+        <w:rPr/>
+      </w:pPr>
+      <w:r>
+        <w:rPr/>
+      </w:r>
+    </w:p>
+    <w:p>
+      <w:pPr>
+        <w:pStyle w:val="Normal"/>
+        <w:bidi w:val="0"/>
+        <w:ind w:hanging="0" w:start="0" w:end="0"/>
+        <w:jc w:val="start"/>
+        <w:rPr/>
+      </w:pPr>
+      <w:r>
+        <w:rPr/>
+      </w:r>
+    </w:p>
+    <w:p>
+      <w:pPr>
+        <w:pStyle w:val="Normal"/>
+        <w:bidi w:val="0"/>
+        <w:ind w:hanging="0" w:start="0" w:end="0"/>
+        <w:jc w:val="start"/>
+        <w:rPr/>
+      </w:pPr>
+      <w:r>
+        <w:rPr/>
+      </w:r>
+    </w:p>
+    <w:p>
+      <w:pPr>
+        <w:pStyle w:val="Normal"/>
+        <w:bidi w:val="0"/>
+        <w:ind w:hanging="0" w:start="0" w:end="0"/>
+        <w:jc w:val="start"/>
+        <w:rPr/>
+      </w:pPr>
+      <w:r>
+        <w:rPr/>
+      </w:r>
+    </w:p>
+    <w:p>
+      <w:pPr>
+        <w:pStyle w:val="Normal"/>
+        <w:bidi w:val="0"/>
+        <w:ind w:hanging="0" w:start="0" w:end="0"/>
+        <w:jc w:val="start"/>
+        <w:rPr/>
+      </w:pPr>
+      <w:r>
+        <w:rPr/>
+      </w:r>
+    </w:p>
+    <w:p>
+      <w:pPr>
+        <w:pStyle w:val="Normal"/>
+        <w:bidi w:val="0"/>
+        <w:ind w:hanging="0" w:start="0" w:end="0"/>
+        <w:jc w:val="start"/>
+        <w:rPr/>
+      </w:pPr>
+      <w:r>
+        <w:rPr/>
+      </w:r>
+    </w:p>
+    <w:p>
+      <w:pPr>
+        <w:pStyle w:val="Normal"/>
+        <w:bidi w:val="0"/>
+        <w:ind w:hanging="0" w:start="0" w:end="0"/>
+        <w:jc w:val="start"/>
+        <w:rPr/>
+      </w:pPr>
+      <w:r>
+        <w:rPr/>
+      </w:r>
+    </w:p>
+    <w:p>
+      <w:pPr>
+        <w:pStyle w:val="Normal"/>
+        <w:bidi w:val="0"/>
+        <w:ind w:hanging="0" w:start="0" w:end="0"/>
+        <w:jc w:val="start"/>
+        <w:rPr/>
+      </w:pPr>
+      <w:r>
+        <w:rPr/>
+      </w:r>
+    </w:p>
+    <w:p>
+      <w:pPr>
+        <w:pStyle w:val="Normal"/>
+        <w:bidi w:val="0"/>
+        <w:ind w:hanging="0" w:start="0" w:end="0"/>
+        <w:jc w:val="start"/>
+        <w:rPr/>
+      </w:pPr>
+      <w:r>
+        <w:rPr/>
+      </w:r>
+    </w:p>
+    <w:p>
+      <w:pPr>
+        <w:pStyle w:val="Normal"/>
+        <w:bidi w:val="0"/>
+        <w:ind w:hanging="0" w:start="0" w:end="0"/>
+        <w:jc w:val="start"/>
+        <w:rPr/>
+      </w:pPr>
+      <w:r>
+        <w:rPr/>
+      </w:r>
+    </w:p>
+    <w:p>
+      <w:pPr>
+        <w:pStyle w:val="Normal"/>
+        <w:bidi w:val="0"/>
+        <w:ind w:hanging="0" w:start="0" w:end="0"/>
+        <w:jc w:val="start"/>
+        <w:rPr/>
+      </w:pPr>
+      <w:r>
+        <w:rPr/>
+      </w:r>
+    </w:p>
+    <w:p>
+      <w:pPr>
+        <w:pStyle w:val="Normal"/>
+        <w:bidi w:val="0"/>
+        <w:ind w:hanging="0" w:start="0" w:end="0"/>
+        <w:jc w:val="start"/>
+        <w:rPr/>
+      </w:pPr>
+      <w:r>
+        <w:rPr/>
+      </w:r>
+    </w:p>
+    <w:p>
+      <w:pPr>
+        <w:pStyle w:val="Normal"/>
+        <w:bidi w:val="0"/>
+        <w:ind w:hanging="0" w:start="0" w:end="0"/>
+        <w:jc w:val="start"/>
+        <w:rPr/>
+      </w:pPr>
+      <w:r>
+        <w:rPr/>
+      </w:r>
+    </w:p>
+    <w:p>
+      <w:pPr>
+        <w:pStyle w:val="Normal"/>
+        <w:bidi w:val="0"/>
+        <w:ind w:hanging="0" w:start="0" w:end="0"/>
+        <w:jc w:val="start"/>
+        <w:rPr/>
+      </w:pPr>
+      <w:r>
+        <w:rPr/>
+      </w:r>
+    </w:p>
+    <w:p>
+      <w:pPr>
+        <w:pStyle w:val="Normal"/>
+        <w:bidi w:val="0"/>
+        <w:ind w:hanging="0" w:start="0" w:end="0"/>
+        <w:jc w:val="start"/>
+        <w:rPr/>
+      </w:pPr>
+      <w:r>
+        <w:rPr/>
+      </w:r>
+    </w:p>
+    <w:p>
+      <w:pPr>
+        <w:pStyle w:val="BodyText"/>
+        <w:bidi w:val="0"/>
+        <w:ind w:hanging="0" w:start="0" w:end="0"/>
+        <w:jc w:val="start"/>
+        <w:rPr>
+          <w:b/>
+          <w:bCs/>
+        </w:rPr>
+      </w:pPr>
+      <w:r>
+        <w:rPr>
+          <w:rFonts w:ascii="Calibri;sans-serif" w:hAnsi="Calibri;sans-serif"/>
+          <w:b/>
+          <w:bCs/>
+          <w:i w:val="false"/>
+          <w:caps w:val="false"/>
+          <w:smallCaps w:val="false"/>
+          <w:strike w:val="false"/>
+          <w:dstrike w:val="false"/>
+          <w:color w:val="000000"/>
+          <w:sz w:val="22"/>
+          <w:u w:val="none"/>
+          <w:effect w:val="none"/>
+          <w:shd w:fill="auto" w:val="clear"/>
+        </w:rPr>
+        <w:t xml:space="preserve">Derive sigmoid function. </w:t>
+      </w:r>
+    </w:p>
+    <w:p>
+      <w:pPr>
+        <w:pStyle w:val="BodyText"/>
+        <w:bidi w:val="0"/>
+        <w:ind w:hanging="0" w:start="0" w:end="0"/>
+        <w:jc w:val="start"/>
+        <w:rPr>
+          <w:b/>
+          <w:bCs/>
+        </w:rPr>
+      </w:pPr>
+      <w:r>
+        <w:rPr>
+          <w:b/>
+          <w:bCs/>
+        </w:rPr>
+      </w:r>
+    </w:p>
+    <w:p>
+      <w:pPr>
+        <w:pStyle w:val="BodyText"/>
+        <w:bidi w:val="0"/>
+        <w:ind w:hanging="0" w:start="0" w:end="0"/>
+        <w:jc w:val="start"/>
+        <w:rPr>
+          <w:b w:val="false"/>
+        </w:rPr>
+      </w:pPr>
+      <w:bookmarkStart w:id="2" w:name="docs-internal-guid-c2338e56-7fff-7f76-da"/>
+      <w:bookmarkEnd w:id="2"/>
+      <w:r>
+        <w:rPr>
+          <w:rFonts w:ascii="Calibri;sans-serif" w:hAnsi="Calibri;sans-serif"/>
+          <w:b w:val="false"/>
+          <w:i w:val="false"/>
+          <w:caps w:val="false"/>
+          <w:smallCaps w:val="false"/>
+          <w:strike w:val="false"/>
+          <w:dstrike w:val="false"/>
+          <w:color w:val="000000"/>
+          <w:sz w:val="22"/>
+          <w:u w:val="none"/>
+          <w:effect w:val="none"/>
+          <w:shd w:fill="auto" w:val="clear"/>
+        </w:rPr>
+        <w:t>However, the odds are not symmetric around 1. For example, odds of 2 and 0.5 represent “twice as likely” and “half as likely,” but they’re on very different numerical scales. To address this imbalance, we take the logarithm of the odds, which transforms the unbounded [0, ∞) scale of odds to the real number line (−∞, ∞). This is known as the </w:t>
+      </w:r>
+      <w:r>
+        <w:rPr>
+          <w:rFonts w:ascii="Calibri;sans-serif" w:hAnsi="Calibri;sans-serif"/>
+          <w:b/>
+          <w:i w:val="false"/>
+          <w:caps w:val="false"/>
+          <w:smallCaps w:val="false"/>
+          <w:strike w:val="false"/>
+          <w:dstrike w:val="false"/>
+          <w:color w:val="000000"/>
+          <w:sz w:val="22"/>
+          <w:u w:val="none"/>
+          <w:effect w:val="none"/>
+          <w:shd w:fill="auto" w:val="clear"/>
+        </w:rPr>
+        <w:t>log-odds</w:t>
+      </w:r>
+      <w:r>
+        <w:rPr>
+          <w:rFonts w:ascii="Calibri;sans-serif" w:hAnsi="Calibri;sans-serif"/>
+          <w:b w:val="false"/>
+          <w:i w:val="false"/>
+          <w:caps w:val="false"/>
+          <w:smallCaps w:val="false"/>
+          <w:strike w:val="false"/>
+          <w:dstrike w:val="false"/>
+          <w:color w:val="000000"/>
+          <w:sz w:val="22"/>
+          <w:u w:val="none"/>
+          <w:effect w:val="none"/>
+          <w:shd w:fill="auto" w:val="clear"/>
+        </w:rPr>
+        <w:t>, or logit function, and is the foundation of the logistic regression model.</w:t>
+      </w:r>
+    </w:p>
+    <w:p>
+      <w:pPr>
+        <w:pStyle w:val="BodyText"/>
+        <w:bidi w:val="0"/>
+        <w:spacing w:lineRule="auto" w:line="309" w:before="0" w:after="160"/>
+        <w:ind w:hanging="0" w:start="0" w:end="0"/>
+        <w:rPr>
+          <w:rFonts w:ascii="Calibri;sans-serif" w:hAnsi="Calibri;sans-serif"/>
+          <w:b w:val="false"/>
+          <w:i w:val="false"/>
+          <w:caps w:val="false"/>
+          <w:smallCaps w:val="false"/>
+          <w:strike w:val="false"/>
+          <w:dstrike w:val="false"/>
+          <w:color w:val="000000"/>
+          <w:sz w:val="22"/>
+          <w:u w:val="none"/>
+          <w:effect w:val="none"/>
+          <w:shd w:fill="auto" w:val="clear"/>
+        </w:rPr>
+      </w:pPr>
+      <w:r>
+        <w:rPr>
+          <w:rFonts w:ascii="Calibri;sans-serif" w:hAnsi="Calibri;sans-serif"/>
+          <w:b w:val="false"/>
+          <w:i w:val="false"/>
+          <w:caps w:val="false"/>
+          <w:smallCaps w:val="false"/>
+          <w:strike w:val="false"/>
+          <w:dstrike w:val="false"/>
+          <w:color w:val="000000"/>
+          <w:sz w:val="22"/>
+          <w:u w:val="none"/>
+          <w:effect w:val="none"/>
+          <w:shd w:fill="auto" w:val="clear"/>
+        </w:rPr>
+        <w:t>We define the log-odds as:</w:t>
+      </w:r>
+    </w:p>
+    <w:p>
+      <w:pPr>
+        <w:pStyle w:val="BodyText"/>
+        <w:bidi w:val="0"/>
+        <w:spacing w:lineRule="auto" w:line="309" w:before="0" w:after="160"/>
+        <w:ind w:hanging="0" w:start="0" w:end="0"/>
+        <w:rPr>
+          <w:rFonts w:ascii="Cambria Math;serif" w:hAnsi="Cambria Math;serif"/>
+          <w:b w:val="false"/>
+          <w:i w:val="false"/>
+          <w:caps w:val="false"/>
+          <w:smallCaps w:val="false"/>
+          <w:strike w:val="false"/>
+          <w:dstrike w:val="false"/>
+          <w:color w:val="000000"/>
+          <w:sz w:val="22"/>
+          <w:u w:val="none"/>
+          <w:effect w:val="none"/>
+          <w:shd w:fill="auto" w:val="clear"/>
+        </w:rPr>
+      </w:pPr>
+      <w:r>
+        <w:rPr/>
+        <w:drawing>
+          <wp:anchor behindDoc="0" distT="0" distB="0" distL="0" distR="0" simplePos="0" locked="0" layoutInCell="0" allowOverlap="1" relativeHeight="14">
+            <wp:simplePos x="0" y="0"/>
+            <wp:positionH relativeFrom="column">
+              <wp:align>center</wp:align>
+            </wp:positionH>
+            <wp:positionV relativeFrom="paragraph">
+              <wp:posOffset>635</wp:posOffset>
+            </wp:positionV>
+            <wp:extent cx="895350" cy="419100"/>
+            <wp:effectExtent l="0" t="0" r="0" b="0"/>
+            <wp:wrapSquare wrapText="largest"/>
+            <wp:docPr id="9" name="Image14" descr="" title=""/>
+            <wp:cNvGraphicFramePr>
+              <a:graphicFrameLocks xmlns:a="http://schemas.openxmlformats.org/drawingml/2006/main" noChangeAspect="1"/>
+            </wp:cNvGraphicFramePr>
+            <a:graphic xmlns:a="http://schemas.openxmlformats.org/drawingml/2006/main">
+              <a:graphicData uri="http://schemas.openxmlformats.org/drawingml/2006/picture">
+                <pic:pic xmlns:pic="http://schemas.openxmlformats.org/drawingml/2006/picture">
+                  <pic:nvPicPr>
+                    <pic:cNvPr id="9" name="Image14" descr="" title=""/>
+                    <pic:cNvPicPr>
+                      <a:picLocks noChangeAspect="1" noChangeArrowheads="1"/>
+                    </pic:cNvPicPr>
+                  </pic:nvPicPr>
+                  <pic:blipFill>
+                    <a:blip r:embed="rId11"/>
+                    <a:stretch>
+                      <a:fillRect/>
+                    </a:stretch>
+                  </pic:blipFill>
+                  <pic:spPr bwMode="auto">
+                    <a:xfrm>
+                      <a:off x="0" y="0"/>
+                      <a:ext cx="895350" cy="419100"/>
+                    </a:xfrm>
+                    <a:prstGeom prst="rect">
+                      <a:avLst/>
+                    </a:prstGeom>
+                  </pic:spPr>
+                </pic:pic>
+              </a:graphicData>
+            </a:graphic>
+          </wp:anchor>
+        </w:drawing>
+      </w:r>
+    </w:p>
+    <w:p>
+      <w:pPr>
+        <w:pStyle w:val="BodyText"/>
+        <w:bidi w:val="0"/>
+        <w:spacing w:lineRule="auto" w:line="309" w:before="0" w:after="160"/>
+        <w:ind w:hanging="0" w:start="0" w:end="0"/>
+        <w:rPr>
+          <w:rFonts w:ascii="Cambria Math;serif" w:hAnsi="Cambria Math;serif"/>
+          <w:b w:val="false"/>
+          <w:i w:val="false"/>
+          <w:caps w:val="false"/>
+          <w:smallCaps w:val="false"/>
+          <w:strike w:val="false"/>
+          <w:dstrike w:val="false"/>
+          <w:color w:val="000000"/>
+          <w:sz w:val="22"/>
+          <w:u w:val="none"/>
+          <w:effect w:val="none"/>
+          <w:shd w:fill="auto" w:val="clear"/>
+        </w:rPr>
+      </w:pPr>
+      <w:r>
+        <w:rPr/>
+      </w:r>
+    </w:p>
+    <w:p>
+      <w:pPr>
+        <w:pStyle w:val="BodyText"/>
+        <w:bidi w:val="0"/>
+        <w:spacing w:lineRule="auto" w:line="309" w:before="0" w:after="160"/>
+        <w:ind w:hanging="0" w:start="0" w:end="0"/>
+        <w:rPr>
+          <w:rFonts w:ascii="Cambria Math;serif" w:hAnsi="Cambria Math;serif"/>
+          <w:b w:val="false"/>
+          <w:i w:val="false"/>
+          <w:caps w:val="false"/>
+          <w:smallCaps w:val="false"/>
+          <w:strike w:val="false"/>
+          <w:dstrike w:val="false"/>
+          <w:color w:val="000000"/>
+          <w:sz w:val="22"/>
+          <w:u w:val="none"/>
+          <w:effect w:val="none"/>
+          <w:shd w:fill="auto" w:val="clear"/>
+        </w:rPr>
+      </w:pPr>
+      <w:r>
+        <w:rPr/>
+      </w:r>
+    </w:p>
+    <w:p>
+      <w:pPr>
+        <w:pStyle w:val="BodyText"/>
+        <w:bidi w:val="0"/>
+        <w:spacing w:lineRule="auto" w:line="309" w:before="0" w:after="160"/>
+        <w:ind w:hanging="0" w:start="0" w:end="0"/>
+        <w:rPr>
+          <w:rFonts w:ascii="Calibri;sans-serif" w:hAnsi="Calibri;sans-serif"/>
+          <w:b w:val="false"/>
+          <w:i w:val="false"/>
+          <w:caps w:val="false"/>
+          <w:smallCaps w:val="false"/>
+          <w:strike w:val="false"/>
+          <w:dstrike w:val="false"/>
+          <w:color w:val="000000"/>
+          <w:sz w:val="22"/>
+          <w:u w:val="none"/>
+          <w:effect w:val="none"/>
+          <w:shd w:fill="auto" w:val="clear"/>
+        </w:rPr>
+      </w:pPr>
+      <w:r>
+        <w:rPr>
+          <w:rFonts w:ascii="Calibri;sans-serif" w:hAnsi="Calibri;sans-serif"/>
+          <w:b w:val="false"/>
+          <w:i w:val="false"/>
+          <w:caps w:val="false"/>
+          <w:smallCaps w:val="false"/>
+          <w:strike w:val="false"/>
+          <w:dstrike w:val="false"/>
+          <w:color w:val="000000"/>
+          <w:sz w:val="22"/>
+          <w:u w:val="none"/>
+          <w:effect w:val="none"/>
+          <w:shd w:fill="auto" w:val="clear"/>
+        </w:rPr>
+        <w:t>This transformation allows us to express the log-odds as a linear function of the input:</w:t>
+      </w:r>
+    </w:p>
+    <w:p>
+      <w:pPr>
+        <w:pStyle w:val="BodyText"/>
+        <w:ind w:hanging="0" w:start="0" w:end="0"/>
+        <w:rPr>
+          <w:b w:val="false"/>
+        </w:rPr>
+      </w:pPr>
+      <w:r>
+        <w:rPr>
+          <w:b w:val="false"/>
+        </w:rPr>
+        <w:br/>
+      </w:r>
+      <w:r>
+        <w:rPr>
+          <w:b w:val="false"/>
+        </w:rPr>
+        <w:drawing>
+          <wp:inline distT="0" distB="0" distL="0" distR="0">
+            <wp:extent cx="5153025" cy="971550"/>
+            <wp:effectExtent l="0" t="0" r="0" b="0"/>
+            <wp:docPr id="10" name="Image9" descr="" title=""/>
+            <wp:cNvGraphicFramePr>
+              <a:graphicFrameLocks xmlns:a="http://schemas.openxmlformats.org/drawingml/2006/main" noChangeAspect="1"/>
+            </wp:cNvGraphicFramePr>
+            <a:graphic xmlns:a="http://schemas.openxmlformats.org/drawingml/2006/main">
+              <a:graphicData uri="http://schemas.openxmlformats.org/drawingml/2006/picture">
+                <pic:pic xmlns:pic="http://schemas.openxmlformats.org/drawingml/2006/picture">
+                  <pic:nvPicPr>
+                    <pic:cNvPr id="10" name="Image9" descr="" title=""/>
+                    <pic:cNvPicPr>
+                      <a:picLocks noChangeAspect="1" noChangeArrowheads="1"/>
+                    </pic:cNvPicPr>
+                  </pic:nvPicPr>
+                  <pic:blipFill>
+                    <a:blip r:embed="rId12"/>
+                    <a:stretch>
+                      <a:fillRect/>
+                    </a:stretch>
+                  </pic:blipFill>
+                  <pic:spPr bwMode="auto">
+                    <a:xfrm>
+                      <a:off x="0" y="0"/>
+                      <a:ext cx="5153025" cy="971550"/>
+                    </a:xfrm>
+                    <a:prstGeom prst="rect">
+                      <a:avLst/>
+                    </a:prstGeom>
+                  </pic:spPr>
+                </pic:pic>
+              </a:graphicData>
+            </a:graphic>
+          </wp:inline>
+        </w:drawing>
+      </w:r>
+    </w:p>
+    <w:p>
+      <w:pPr>
+        <w:pStyle w:val="BodyText"/>
+        <w:bidi w:val="0"/>
+        <w:spacing w:lineRule="auto" w:line="309" w:before="0" w:after="160"/>
+        <w:ind w:hanging="0" w:start="0" w:end="0"/>
+        <w:rPr>
+          <w:rFonts w:ascii="Cambria Math;serif" w:hAnsi="Cambria Math;serif"/>
+          <w:b w:val="false"/>
+          <w:i w:val="false"/>
+          <w:caps w:val="false"/>
+          <w:smallCaps w:val="false"/>
+          <w:strike w:val="false"/>
+          <w:dstrike w:val="false"/>
+          <w:color w:val="000000"/>
+          <w:sz w:val="22"/>
+          <w:u w:val="none"/>
+          <w:effect w:val="none"/>
+          <w:shd w:fill="auto" w:val="clear"/>
+        </w:rPr>
+      </w:pPr>
+      <w:r>
+        <w:rPr/>
+        <w:drawing>
+          <wp:anchor behindDoc="0" distT="0" distB="0" distL="0" distR="0" simplePos="0" locked="0" layoutInCell="0" allowOverlap="1" relativeHeight="15">
+            <wp:simplePos x="0" y="0"/>
+            <wp:positionH relativeFrom="column">
+              <wp:align>center</wp:align>
+            </wp:positionH>
+            <wp:positionV relativeFrom="paragraph">
+              <wp:posOffset>635</wp:posOffset>
+            </wp:positionV>
+            <wp:extent cx="1838325" cy="438150"/>
+            <wp:effectExtent l="0" t="0" r="0" b="0"/>
+            <wp:wrapSquare wrapText="largest"/>
+            <wp:docPr id="11" name="Image15" descr="" title=""/>
+            <wp:cNvGraphicFramePr>
+              <a:graphicFrameLocks xmlns:a="http://schemas.openxmlformats.org/drawingml/2006/main" noChangeAspect="1"/>
+            </wp:cNvGraphicFramePr>
+            <a:graphic xmlns:a="http://schemas.openxmlformats.org/drawingml/2006/main">
+              <a:graphicData uri="http://schemas.openxmlformats.org/drawingml/2006/picture">
+                <pic:pic xmlns:pic="http://schemas.openxmlformats.org/drawingml/2006/picture">
+                  <pic:nvPicPr>
+                    <pic:cNvPr id="11" name="Image15" descr="" title=""/>
+                    <pic:cNvPicPr>
+                      <a:picLocks noChangeAspect="1" noChangeArrowheads="1"/>
+                    </pic:cNvPicPr>
+                  </pic:nvPicPr>
+                  <pic:blipFill>
+                    <a:blip r:embed="rId13"/>
+                    <a:stretch>
+                      <a:fillRect/>
+                    </a:stretch>
+                  </pic:blipFill>
+                  <pic:spPr bwMode="auto">
+                    <a:xfrm>
+                      <a:off x="0" y="0"/>
+                      <a:ext cx="1838325" cy="438150"/>
+                    </a:xfrm>
+                    <a:prstGeom prst="rect">
+                      <a:avLst/>
+                    </a:prstGeom>
+                  </pic:spPr>
+                </pic:pic>
+              </a:graphicData>
+            </a:graphic>
+          </wp:anchor>
+        </w:drawing>
+      </w:r>
+    </w:p>
+    <w:p>
+      <w:pPr>
+        <w:pStyle w:val="BodyText"/>
+        <w:bidi w:val="0"/>
+        <w:spacing w:lineRule="auto" w:line="309" w:before="0" w:after="160"/>
+        <w:ind w:hanging="0" w:start="0" w:end="0"/>
+        <w:rPr>
+          <w:rFonts w:ascii="Cambria Math;serif" w:hAnsi="Cambria Math;serif"/>
+          <w:b w:val="false"/>
+          <w:i w:val="false"/>
+          <w:caps w:val="false"/>
+          <w:smallCaps w:val="false"/>
+          <w:strike w:val="false"/>
+          <w:dstrike w:val="false"/>
+          <w:color w:val="000000"/>
+          <w:sz w:val="22"/>
+          <w:u w:val="none"/>
+          <w:effect w:val="none"/>
+          <w:shd w:fill="auto" w:val="clear"/>
+        </w:rPr>
+      </w:pPr>
+      <w:r>
+        <w:rPr/>
+      </w:r>
+    </w:p>
+    <w:p>
+      <w:pPr>
+        <w:pStyle w:val="BodyText"/>
+        <w:bidi w:val="0"/>
+        <w:spacing w:lineRule="auto" w:line="309" w:before="0" w:after="160"/>
+        <w:ind w:hanging="0" w:start="0" w:end="0"/>
+        <w:rPr>
+          <w:rFonts w:ascii="Cambria Math;serif" w:hAnsi="Cambria Math;serif"/>
+          <w:b w:val="false"/>
+          <w:i w:val="false"/>
+          <w:caps w:val="false"/>
+          <w:smallCaps w:val="false"/>
+          <w:strike w:val="false"/>
+          <w:dstrike w:val="false"/>
+          <w:color w:val="000000"/>
+          <w:sz w:val="22"/>
+          <w:u w:val="none"/>
+          <w:effect w:val="none"/>
+          <w:shd w:fill="auto" w:val="clear"/>
+        </w:rPr>
+      </w:pPr>
+      <w:r>
+        <w:rPr/>
+      </w:r>
+    </w:p>
+    <w:p>
+      <w:pPr>
+        <w:pStyle w:val="BodyText"/>
+        <w:bidi w:val="0"/>
+        <w:spacing w:lineRule="auto" w:line="309" w:before="0" w:after="160"/>
+        <w:ind w:hanging="0" w:start="0" w:end="0"/>
+        <w:rPr>
+          <w:rFonts w:ascii="Calibri;sans-serif" w:hAnsi="Calibri;sans-serif"/>
+          <w:b w:val="false"/>
+          <w:i w:val="false"/>
+          <w:caps w:val="false"/>
+          <w:smallCaps w:val="false"/>
+          <w:strike w:val="false"/>
+          <w:dstrike w:val="false"/>
+          <w:color w:val="000000"/>
+          <w:sz w:val="22"/>
+          <w:u w:val="none"/>
+          <w:effect w:val="none"/>
+          <w:shd w:fill="auto" w:val="clear"/>
+        </w:rPr>
+      </w:pPr>
+      <w:r>
+        <w:rPr>
+          <w:rFonts w:ascii="Calibri;sans-serif" w:hAnsi="Calibri;sans-serif"/>
+          <w:b w:val="false"/>
+          <w:i w:val="false"/>
+          <w:caps w:val="false"/>
+          <w:smallCaps w:val="false"/>
+          <w:strike w:val="false"/>
+          <w:dstrike w:val="false"/>
+          <w:color w:val="000000"/>
+          <w:sz w:val="22"/>
+          <w:u w:val="none"/>
+          <w:effect w:val="none"/>
+          <w:shd w:fill="auto" w:val="clear"/>
+        </w:rPr>
+        <w:t>Step 1 - We can then exponentiate both sides to get back to odds:</w:t>
+      </w:r>
+    </w:p>
+    <w:p>
+      <w:pPr>
+        <w:pStyle w:val="BodyText"/>
+        <w:ind w:hanging="0" w:start="0" w:end="0"/>
+        <w:rPr>
+          <w:b w:val="false"/>
+        </w:rPr>
+      </w:pPr>
+      <w:r>
+        <w:rPr>
+          <w:b w:val="false"/>
+        </w:rPr>
+        <w:br/>
+      </w:r>
+      <w:r>
+        <w:rPr>
+          <w:b w:val="false"/>
+        </w:rPr>
+        <w:drawing>
+          <wp:inline distT="0" distB="0" distL="0" distR="0">
+            <wp:extent cx="4505325" cy="2057400"/>
+            <wp:effectExtent l="0" t="0" r="0" b="0"/>
+            <wp:docPr id="12" name="Image10" descr="" title=""/>
+            <wp:cNvGraphicFramePr>
+              <a:graphicFrameLocks xmlns:a="http://schemas.openxmlformats.org/drawingml/2006/main" noChangeAspect="1"/>
+            </wp:cNvGraphicFramePr>
+            <a:graphic xmlns:a="http://schemas.openxmlformats.org/drawingml/2006/main">
+              <a:graphicData uri="http://schemas.openxmlformats.org/drawingml/2006/picture">
+                <pic:pic xmlns:pic="http://schemas.openxmlformats.org/drawingml/2006/picture">
+                  <pic:nvPicPr>
+                    <pic:cNvPr id="12" name="Image10" descr="" title=""/>
+                    <pic:cNvPicPr>
+                      <a:picLocks noChangeAspect="1" noChangeArrowheads="1"/>
+                    </pic:cNvPicPr>
+                  </pic:nvPicPr>
+                  <pic:blipFill>
+                    <a:blip r:embed="rId14"/>
+                    <a:stretch>
+                      <a:fillRect/>
+                    </a:stretch>
+                  </pic:blipFill>
+                  <pic:spPr bwMode="auto">
+                    <a:xfrm>
+                      <a:off x="0" y="0"/>
+                      <a:ext cx="4505325" cy="2057400"/>
+                    </a:xfrm>
+                    <a:prstGeom prst="rect">
+                      <a:avLst/>
+                    </a:prstGeom>
+                  </pic:spPr>
+                </pic:pic>
+              </a:graphicData>
+            </a:graphic>
+          </wp:inline>
+        </w:drawing>
+      </w:r>
+      <w:r>
+        <w:rPr>
+          <w:b w:val="false"/>
+        </w:rPr>
+        <w:br/>
+        <w:br/>
+        <w:br/>
+        <w:br/>
+      </w:r>
+    </w:p>
+    <w:p>
+      <w:pPr>
+        <w:pStyle w:val="BodyText"/>
+        <w:bidi w:val="0"/>
+        <w:spacing w:lineRule="auto" w:line="309" w:before="0" w:after="160"/>
+        <w:ind w:hanging="0" w:start="0" w:end="0"/>
+        <w:rPr>
+          <w:rFonts w:ascii="Google Sans;sans-serif" w:hAnsi="Google Sans;sans-serif"/>
+          <w:b w:val="false"/>
+          <w:i w:val="false"/>
+          <w:caps w:val="false"/>
+          <w:smallCaps w:val="false"/>
+          <w:strike w:val="false"/>
+          <w:dstrike w:val="false"/>
+          <w:color w:val="0A0A0A"/>
+          <w:sz w:val="24"/>
+          <w:u w:val="none"/>
+          <w:effect w:val="none"/>
+          <w:shd w:fill="auto" w:val="clear"/>
+        </w:rPr>
+      </w:pPr>
+      <w:r>
+        <w:rPr>
+          <w:rFonts w:ascii="Google Sans;sans-serif" w:hAnsi="Google Sans;sans-serif"/>
+          <w:b w:val="false"/>
+          <w:i w:val="false"/>
+          <w:caps w:val="false"/>
+          <w:smallCaps w:val="false"/>
+          <w:strike w:val="false"/>
+          <w:dstrike w:val="false"/>
+          <w:color w:val="0A0A0A"/>
+          <w:sz w:val="24"/>
+          <w:u w:val="none"/>
+          <w:effect w:val="none"/>
+          <w:shd w:fill="auto" w:val="clear"/>
+        </w:rPr>
+        <w:t>And to remove the natural logarithm (log), we take the exponential (e) of both sides:</w:t>
+      </w:r>
+    </w:p>
+    <w:p>
+      <w:pPr>
+        <w:pStyle w:val="BodyText"/>
+        <w:ind w:hanging="0" w:start="0" w:end="0"/>
+        <w:rPr>
+          <w:b w:val="false"/>
+        </w:rPr>
+      </w:pPr>
+      <w:r>
+        <w:rPr>
+          <w:b w:val="false"/>
+        </w:rPr>
+        <w:br/>
+      </w:r>
+      <w:r>
+        <w:rPr>
+          <w:b w:val="false"/>
+        </w:rPr>
+        <w:drawing>
+          <wp:inline distT="0" distB="0" distL="0" distR="0">
+            <wp:extent cx="4362450" cy="2828925"/>
+            <wp:effectExtent l="0" t="0" r="0" b="0"/>
+            <wp:docPr id="13" name="Image11" descr="" title=""/>
+            <wp:cNvGraphicFramePr>
+              <a:graphicFrameLocks xmlns:a="http://schemas.openxmlformats.org/drawingml/2006/main" noChangeAspect="1"/>
+            </wp:cNvGraphicFramePr>
+            <a:graphic xmlns:a="http://schemas.openxmlformats.org/drawingml/2006/main">
+              <a:graphicData uri="http://schemas.openxmlformats.org/drawingml/2006/picture">
+                <pic:pic xmlns:pic="http://schemas.openxmlformats.org/drawingml/2006/picture">
+                  <pic:nvPicPr>
+                    <pic:cNvPr id="13" name="Image11" descr="" title=""/>
+                    <pic:cNvPicPr>
+                      <a:picLocks noChangeAspect="1" noChangeArrowheads="1"/>
+                    </pic:cNvPicPr>
+                  </pic:nvPicPr>
+                  <pic:blipFill>
+                    <a:blip r:embed="rId15"/>
+                    <a:stretch>
+                      <a:fillRect/>
+                    </a:stretch>
+                  </pic:blipFill>
+                  <pic:spPr bwMode="auto">
+                    <a:xfrm>
+                      <a:off x="0" y="0"/>
+                      <a:ext cx="4362450" cy="2828925"/>
+                    </a:xfrm>
+                    <a:prstGeom prst="rect">
+                      <a:avLst/>
+                    </a:prstGeom>
+                  </pic:spPr>
+                </pic:pic>
+              </a:graphicData>
+            </a:graphic>
+          </wp:inline>
+        </w:drawing>
+      </w:r>
+      <w:r>
+        <w:rPr>
+          <w:b w:val="false"/>
+        </w:rPr>
+        <w:br/>
+      </w:r>
+    </w:p>
+    <w:p>
+      <w:pPr>
+        <w:pStyle w:val="BodyText"/>
+        <w:ind w:hanging="0" w:start="0" w:end="0"/>
+        <w:rPr>
+          <w:b w:val="false"/>
+        </w:rPr>
+      </w:pPr>
+      <w:r>
+        <w:drawing>
+          <wp:anchor behindDoc="0" distT="0" distB="0" distL="0" distR="0" simplePos="0" locked="0" layoutInCell="0" allowOverlap="1" relativeHeight="17">
+            <wp:simplePos x="0" y="0"/>
+            <wp:positionH relativeFrom="column">
+              <wp:align>center</wp:align>
+            </wp:positionH>
+            <wp:positionV relativeFrom="paragraph">
+              <wp:posOffset>635</wp:posOffset>
+            </wp:positionV>
+            <wp:extent cx="1533525" cy="485775"/>
+            <wp:effectExtent l="0" t="0" r="0" b="0"/>
+            <wp:wrapSquare wrapText="largest"/>
+            <wp:docPr id="14" name="Image16" descr="" title=""/>
+            <wp:cNvGraphicFramePr>
+              <a:graphicFrameLocks xmlns:a="http://schemas.openxmlformats.org/drawingml/2006/main" noChangeAspect="1"/>
+            </wp:cNvGraphicFramePr>
+            <a:graphic xmlns:a="http://schemas.openxmlformats.org/drawingml/2006/main">
+              <a:graphicData uri="http://schemas.openxmlformats.org/drawingml/2006/picture">
+                <pic:pic xmlns:pic="http://schemas.openxmlformats.org/drawingml/2006/picture">
+                  <pic:nvPicPr>
+                    <pic:cNvPr id="14" name="Image16" descr="" title=""/>
+                    <pic:cNvPicPr>
+                      <a:picLocks noChangeAspect="1" noChangeArrowheads="1"/>
+                    </pic:cNvPicPr>
+                  </pic:nvPicPr>
+                  <pic:blipFill>
+                    <a:blip r:embed="rId16"/>
+                    <a:stretch>
+                      <a:fillRect/>
+                    </a:stretch>
+                  </pic:blipFill>
+                  <pic:spPr bwMode="auto">
+                    <a:xfrm>
+                      <a:off x="0" y="0"/>
+                      <a:ext cx="1533525" cy="485775"/>
+                    </a:xfrm>
+                    <a:prstGeom prst="rect">
+                      <a:avLst/>
+                    </a:prstGeom>
+                  </pic:spPr>
+                </pic:pic>
+              </a:graphicData>
+            </a:graphic>
+          </wp:anchor>
+        </w:drawing>
+      </w:r>
+      <w:r>
+        <w:rPr>
+          <w:b w:val="false"/>
+        </w:rPr>
+        <w:br/>
+        <w:br/>
+      </w:r>
+    </w:p>
+    <w:p>
+      <w:pPr>
+        <w:pStyle w:val="BodyText"/>
+        <w:ind w:hanging="0" w:start="0" w:end="0"/>
+        <w:rPr/>
+      </w:pPr>
+      <w:r>
+        <w:rPr>
+          <w:b w:val="false"/>
+        </w:rPr>
+        <w:br/>
+      </w:r>
+      <w:r>
+        <w:rPr>
+          <w:b w:val="false"/>
+        </w:rPr>
+        <w:drawing>
+          <wp:inline distT="0" distB="0" distL="0" distR="0">
+            <wp:extent cx="4505325" cy="3457575"/>
+            <wp:effectExtent l="0" t="0" r="0" b="0"/>
+            <wp:docPr id="15" name="Image12" descr="" title=""/>
+            <wp:cNvGraphicFramePr>
+              <a:graphicFrameLocks xmlns:a="http://schemas.openxmlformats.org/drawingml/2006/main" noChangeAspect="1"/>
+            </wp:cNvGraphicFramePr>
+            <a:graphic xmlns:a="http://schemas.openxmlformats.org/drawingml/2006/main">
+              <a:graphicData uri="http://schemas.openxmlformats.org/drawingml/2006/picture">
+                <pic:pic xmlns:pic="http://schemas.openxmlformats.org/drawingml/2006/picture">
+                  <pic:nvPicPr>
+                    <pic:cNvPr id="15" name="Image12" descr="" title=""/>
+                    <pic:cNvPicPr>
+                      <a:picLocks noChangeAspect="1" noChangeArrowheads="1"/>
+                    </pic:cNvPicPr>
+                  </pic:nvPicPr>
+                  <pic:blipFill>
+                    <a:blip r:embed="rId17"/>
+                    <a:stretch>
+                      <a:fillRect/>
+                    </a:stretch>
+                  </pic:blipFill>
+                  <pic:spPr bwMode="auto">
+                    <a:xfrm>
+                      <a:off x="0" y="0"/>
+                      <a:ext cx="4505325" cy="3457575"/>
+                    </a:xfrm>
+                    <a:prstGeom prst="rect">
+                      <a:avLst/>
+                    </a:prstGeom>
+                  </pic:spPr>
+                </pic:pic>
+              </a:graphicData>
+            </a:graphic>
+          </wp:inline>
+        </w:drawing>
+      </w:r>
+      <w:r>
+        <w:rPr>
+          <w:b w:val="false"/>
+        </w:rPr>
+        <w:br/>
+        <w:br/>
+        <w:br/>
+        <w:br/>
+        <w:br/>
+        <w:br/>
+        <w:br/>
+        <w:br/>
+        <w:br/>
+        <w:br/>
+        <w:br/>
+        <w:br/>
+        <w:br/>
+        <w:br/>
+      </w:r>
+      <w:r>
+        <w:rPr>
+          <w:b w:val="false"/>
+        </w:rPr>
+        <w:drawing>
+          <wp:inline distT="0" distB="0" distL="0" distR="0">
+            <wp:extent cx="4505325" cy="2305050"/>
+            <wp:effectExtent l="0" t="0" r="0" b="0"/>
+            <wp:docPr id="16" name="Image13" descr="" title=""/>
+            <wp:cNvGraphicFramePr>
+              <a:graphicFrameLocks xmlns:a="http://schemas.openxmlformats.org/drawingml/2006/main" noChangeAspect="1"/>
+            </wp:cNvGraphicFramePr>
+            <a:graphic xmlns:a="http://schemas.openxmlformats.org/drawingml/2006/main">
+              <a:graphicData uri="http://schemas.openxmlformats.org/drawingml/2006/picture">
+                <pic:pic xmlns:pic="http://schemas.openxmlformats.org/drawingml/2006/picture">
+                  <pic:nvPicPr>
+                    <pic:cNvPr id="16" name="Image13" descr="" title=""/>
+                    <pic:cNvPicPr>
+                      <a:picLocks noChangeAspect="1" noChangeArrowheads="1"/>
+                    </pic:cNvPicPr>
+                  </pic:nvPicPr>
+                  <pic:blipFill>
+                    <a:blip r:embed="rId18"/>
+                    <a:stretch>
+                      <a:fillRect/>
+                    </a:stretch>
+                  </pic:blipFill>
+                  <pic:spPr bwMode="auto">
+                    <a:xfrm>
+                      <a:off x="0" y="0"/>
+                      <a:ext cx="4505325" cy="2305050"/>
+                    </a:xfrm>
+                    <a:prstGeom prst="rect">
+                      <a:avLst/>
+                    </a:prstGeom>
+                  </pic:spPr>
+                </pic:pic>
+              </a:graphicData>
+            </a:graphic>
+          </wp:inline>
+        </w:drawing>
+      </w:r>
+      <w:r>
+        <w:rPr>
+          <w:b w:val="false"/>
+        </w:rPr>
+        <w:br/>
+        <w:br/>
+      </w:r>
+    </w:p>
+    <w:p>
+      <w:pPr>
+        <w:pStyle w:val="Normal"/>
+        <w:bidi w:val="0"/>
+        <w:ind w:hanging="0" w:start="0" w:end="0"/>
+        <w:jc w:val="start"/>
+        <w:rPr/>
+      </w:pPr>
+      <w:r>
+        <w:rPr/>
+      </w:r>
+    </w:p>
+    <w:p>
+      <w:pPr>
+        <w:pStyle w:val="Normal"/>
+        <w:bidi w:val="0"/>
+        <w:ind w:hanging="0" w:start="0" w:end="0"/>
+        <w:jc w:val="start"/>
+        <w:rPr/>
+      </w:pPr>
+      <w:r>
+        <w:rPr/>
+      </w:r>
+    </w:p>
+    <w:p>
+      <w:pPr>
+        <w:pStyle w:val="Normal"/>
+        <w:bidi w:val="0"/>
+        <w:ind w:hanging="0" w:start="0" w:end="0"/>
+        <w:jc w:val="start"/>
+        <w:rPr/>
+      </w:pPr>
+      <w:r>
+        <w:rPr/>
+      </w:r>
+    </w:p>
+    <w:p>
+      <w:pPr>
+        <w:pStyle w:val="Normal"/>
+        <w:bidi w:val="0"/>
+        <w:ind w:hanging="0" w:start="0" w:end="0"/>
+        <w:jc w:val="start"/>
+        <w:rPr/>
+      </w:pPr>
+      <w:r>
+        <w:rPr/>
+      </w:r>
+    </w:p>
+    <w:p>
+      <w:pPr>
+        <w:pStyle w:val="Normal"/>
+        <w:bidi w:val="0"/>
+        <w:ind w:hanging="0" w:start="0" w:end="0"/>
+        <w:jc w:val="start"/>
+        <w:rPr/>
+      </w:pPr>
+      <w:r>
+        <w:rPr/>
+      </w:r>
+    </w:p>
+    <w:p>
+      <w:pPr>
+        <w:pStyle w:val="Normal"/>
+        <w:bidi w:val="0"/>
+        <w:ind w:hanging="0" w:start="0" w:end="0"/>
+        <w:jc w:val="start"/>
+        <w:rPr/>
+      </w:pPr>
+      <w:r>
+        <w:rPr/>
+      </w:r>
+    </w:p>
+    <w:p>
+      <w:pPr>
+        <w:pStyle w:val="Normal"/>
+        <w:bidi w:val="0"/>
+        <w:ind w:hanging="0" w:start="0" w:end="0"/>
+        <w:jc w:val="start"/>
+        <w:rPr/>
+      </w:pPr>
+      <w:r>
+        <w:rPr/>
+      </w:r>
+    </w:p>
+    <w:p>
+      <w:pPr>
+        <w:pStyle w:val="Normal"/>
+        <w:bidi w:val="0"/>
+        <w:ind w:hanging="0" w:start="0" w:end="0"/>
         <w:jc w:val="start"/>
         <w:rPr/>
       </w:pPr>
@@ -907,6 +4590,7 @@
       <w:pgNumType w:fmt="decimal"/>
       <w:formProt w:val="false"/>
       <w:textDirection w:val="lrTb"/>
+      <w:docGrid w:type="default" w:linePitch="100" w:charSpace="0"/>
     </w:sectPr>
   </w:body>
 </w:document>
@@ -1447,6 +5131,144 @@
   <w:abstractNum w:abstractNumId="5">
     <w:lvl w:ilvl="0">
       <w:start w:val="1"/>
+      <w:numFmt w:val="bullet"/>
+      <w:suff w:val="nothing"/>
+      <w:lvlText w:val=""/>
+      <w:lvlJc w:val="start"/>
+      <w:pPr>
+        <w:tabs>
+          <w:tab w:val="num" w:pos="0"/>
+        </w:tabs>
+        <w:ind w:start="0" w:hanging="0"/>
+      </w:pPr>
+      <w:rPr>
+        <w:rFonts w:ascii="Symbol" w:hAnsi="Symbol" w:cs="Symbol" w:hint="default"/>
+      </w:rPr>
+    </w:lvl>
+    <w:lvl w:ilvl="1">
+      <w:start w:val="1"/>
+      <w:numFmt w:val="bullet"/>
+      <w:lvlText w:val=""/>
+      <w:lvlJc w:val="start"/>
+      <w:pPr>
+        <w:tabs>
+          <w:tab w:val="num" w:pos="1418"/>
+        </w:tabs>
+        <w:ind w:start="1418" w:hanging="283"/>
+      </w:pPr>
+      <w:rPr>
+        <w:rFonts w:ascii="Symbol" w:hAnsi="Symbol" w:cs="Symbol" w:hint="default"/>
+      </w:rPr>
+    </w:lvl>
+    <w:lvl w:ilvl="2">
+      <w:start w:val="1"/>
+      <w:numFmt w:val="bullet"/>
+      <w:lvlText w:val=""/>
+      <w:lvlJc w:val="start"/>
+      <w:pPr>
+        <w:tabs>
+          <w:tab w:val="num" w:pos="2127"/>
+        </w:tabs>
+        <w:ind w:start="2127" w:hanging="283"/>
+      </w:pPr>
+      <w:rPr>
+        <w:rFonts w:ascii="Symbol" w:hAnsi="Symbol" w:cs="Symbol" w:hint="default"/>
+      </w:rPr>
+    </w:lvl>
+    <w:lvl w:ilvl="3">
+      <w:start w:val="1"/>
+      <w:numFmt w:val="bullet"/>
+      <w:lvlText w:val=""/>
+      <w:lvlJc w:val="start"/>
+      <w:pPr>
+        <w:tabs>
+          <w:tab w:val="num" w:pos="2836"/>
+        </w:tabs>
+        <w:ind w:start="2836" w:hanging="283"/>
+      </w:pPr>
+      <w:rPr>
+        <w:rFonts w:ascii="Symbol" w:hAnsi="Symbol" w:cs="Symbol" w:hint="default"/>
+      </w:rPr>
+    </w:lvl>
+    <w:lvl w:ilvl="4">
+      <w:start w:val="1"/>
+      <w:numFmt w:val="bullet"/>
+      <w:lvlText w:val=""/>
+      <w:lvlJc w:val="start"/>
+      <w:pPr>
+        <w:tabs>
+          <w:tab w:val="num" w:pos="3545"/>
+        </w:tabs>
+        <w:ind w:start="3545" w:hanging="283"/>
+      </w:pPr>
+      <w:rPr>
+        <w:rFonts w:ascii="Symbol" w:hAnsi="Symbol" w:cs="Symbol" w:hint="default"/>
+      </w:rPr>
+    </w:lvl>
+    <w:lvl w:ilvl="5">
+      <w:start w:val="1"/>
+      <w:numFmt w:val="bullet"/>
+      <w:lvlText w:val=""/>
+      <w:lvlJc w:val="start"/>
+      <w:pPr>
+        <w:tabs>
+          <w:tab w:val="num" w:pos="4254"/>
+        </w:tabs>
+        <w:ind w:start="4254" w:hanging="283"/>
+      </w:pPr>
+      <w:rPr>
+        <w:rFonts w:ascii="Symbol" w:hAnsi="Symbol" w:cs="Symbol" w:hint="default"/>
+      </w:rPr>
+    </w:lvl>
+    <w:lvl w:ilvl="6">
+      <w:start w:val="1"/>
+      <w:numFmt w:val="bullet"/>
+      <w:lvlText w:val=""/>
+      <w:lvlJc w:val="start"/>
+      <w:pPr>
+        <w:tabs>
+          <w:tab w:val="num" w:pos="4963"/>
+        </w:tabs>
+        <w:ind w:start="4963" w:hanging="283"/>
+      </w:pPr>
+      <w:rPr>
+        <w:rFonts w:ascii="Symbol" w:hAnsi="Symbol" w:cs="Symbol" w:hint="default"/>
+      </w:rPr>
+    </w:lvl>
+    <w:lvl w:ilvl="7">
+      <w:start w:val="1"/>
+      <w:numFmt w:val="bullet"/>
+      <w:lvlText w:val=""/>
+      <w:lvlJc w:val="start"/>
+      <w:pPr>
+        <w:tabs>
+          <w:tab w:val="num" w:pos="5672"/>
+        </w:tabs>
+        <w:ind w:start="5672" w:hanging="283"/>
+      </w:pPr>
+      <w:rPr>
+        <w:rFonts w:ascii="Symbol" w:hAnsi="Symbol" w:cs="Symbol" w:hint="default"/>
+      </w:rPr>
+    </w:lvl>
+    <w:lvl w:ilvl="8">
+      <w:start w:val="1"/>
+      <w:numFmt w:val="bullet"/>
+      <w:lvlText w:val=""/>
+      <w:lvlJc w:val="start"/>
+      <w:pPr>
+        <w:tabs>
+          <w:tab w:val="num" w:pos="6381"/>
+        </w:tabs>
+        <w:ind w:start="6381" w:hanging="283"/>
+      </w:pPr>
+      <w:rPr>
+        <w:rFonts w:ascii="Symbol" w:hAnsi="Symbol" w:cs="Symbol" w:hint="default"/>
+      </w:rPr>
+    </w:lvl>
+  </w:abstractNum>
+  <w:abstractNum w:abstractNumId="6">
+    <w:lvl w:ilvl="0">
+      <w:start w:val="1"/>
       <w:numFmt w:val="none"/>
       <w:suff w:val="nothing"/>
       <w:lvlText w:val=""/>
@@ -1473,7 +5295,6 @@
     </w:lvl>
     <w:lvl w:ilvl="2">
       <w:start w:val="1"/>
-      <w:pStyle w:val="Heading3"/>
       <w:numFmt w:val="none"/>
       <w:suff w:val="nothing"/>
       <w:lvlText w:val=""/>
@@ -1579,6 +5400,9 @@
   <w:num w:numId="5">
     <w:abstractNumId w:val="5"/>
   </w:num>
+  <w:num w:numId="6">
+    <w:abstractNumId w:val="6"/>
+  </w:num>
 </w:numbering>
 </file>
 
@@ -1596,7 +5420,6 @@
     </w:rPrDefault>
     <w:pPrDefault>
       <w:pPr>
-        <w:widowControl/>
         <w:suppressAutoHyphens w:val="true"/>
       </w:pPr>
     </w:pPrDefault>
@@ -1606,7 +5429,10 @@
     <w:qFormat/>
     <w:pPr>
       <w:widowControl/>
+      <w:suppressAutoHyphens w:val="true"/>
       <w:bidi w:val="0"/>
+      <w:spacing w:before="0" w:after="0"/>
+      <w:jc w:val="start"/>
     </w:pPr>
     <w:rPr>
       <w:rFonts w:ascii="Liberation Serif" w:hAnsi="Liberation Serif" w:eastAsia="Noto Serif CJK SC" w:cs="Noto Sans Devanagari"/>
@@ -1645,6 +5471,21 @@
     <w:name w:val="Numbering Symbols"/>
     <w:qFormat/>
     <w:rPr/>
+  </w:style>
+  <w:style w:type="character" w:styleId="Hyperlink">
+    <w:name w:val="Hyperlink"/>
+    <w:rPr>
+      <w:color w:val="000080"/>
+      <w:u w:val="single"/>
+    </w:rPr>
+  </w:style>
+  <w:style w:type="character" w:styleId="Strong">
+    <w:name w:val="Strong"/>
+    <w:qFormat/>
+    <w:rPr>
+      <w:b/>
+      <w:bCs/>
+    </w:rPr>
   </w:style>
   <w:style w:type="paragraph" w:styleId="Heading">
     <w:name w:val="Heading"/>
@@ -1703,6 +5544,16 @@
     <w:rPr>
       <w:rFonts w:cs="Noto Sans Devanagari"/>
     </w:rPr>
+  </w:style>
+  <w:style w:type="paragraph" w:styleId="TableContents">
+    <w:name w:val="Table Contents"/>
+    <w:basedOn w:val="Normal"/>
+    <w:qFormat/>
+    <w:pPr>
+      <w:widowControl w:val="false"/>
+      <w:suppressLineNumbers/>
+    </w:pPr>
+    <w:rPr/>
   </w:style>
 </w:styles>
 </file>
